--- a/120 AI REPORT.docx
+++ b/120 AI REPORT.docx
@@ -1,6 +1,6 @@
 
 <file path=word/document.xml><?xml version="1.0" encoding="utf-8"?>
-<w:document xmlns:wpc="http://schemas.microsoft.com/office/word/2010/wordprocessingCanvas" xmlns:cx="http://schemas.microsoft.com/office/drawing/2014/chartex" xmlns:cx1="http://schemas.microsoft.com/office/drawing/2015/9/8/chartex" xmlns:cx2="http://schemas.microsoft.com/office/drawing/2015/10/21/chartex" xmlns:cx3="http://schemas.microsoft.com/office/drawing/2016/5/9/chartex" xmlns:cx4="http://schemas.microsoft.com/office/drawing/2016/5/10/chartex" xmlns:cx5="http://schemas.microsoft.com/office/drawing/2016/5/11/chartex" xmlns:cx6="http://schemas.microsoft.com/office/drawing/2016/5/12/chartex" xmlns:cx7="http://schemas.microsoft.com/office/drawing/2016/5/13/chartex" xmlns:cx8="http://schemas.microsoft.com/office/drawing/2016/5/14/chartex" xmlns:mc="http://schemas.openxmlformats.org/markup-compatibility/2006" xmlns:aink="http://schemas.microsoft.com/office/drawing/2016/ink" xmlns:am3d="http://schemas.microsoft.com/office/drawing/2017/model3d" xmlns:o="urn:schemas-microsoft-com:office:office" xmlns:oel="http://schemas.microsoft.com/office/2019/extlst" xmlns:r="http://schemas.openxmlformats.org/officeDocument/2006/relationships" xmlns:m="http://schemas.openxmlformats.org/officeDocument/2006/math" xmlns:v="urn:schemas-microsoft-com:vml" xmlns:wp14="http://schemas.microsoft.com/office/word/2010/wordprocessingDrawing" xmlns:wp="http://schemas.openxmlformats.org/drawingml/2006/wordprocessingDrawing" xmlns:w10="urn:schemas-microsoft-com:office:word" xmlns:w="http://schemas.openxmlformats.org/wordprocessingml/2006/main" xmlns:w14="http://schemas.microsoft.com/office/word/2010/wordml" xmlns:w15="http://schemas.microsoft.com/office/word/2012/wordml" xmlns:w16cex="http://schemas.microsoft.com/office/word/2018/wordml/cex" xmlns:w16cid="http://schemas.microsoft.com/office/word/2016/wordml/cid" xmlns:w16="http://schemas.microsoft.com/office/word/2018/wordml" xmlns:w16du="http://schemas.microsoft.com/office/word/2023/wordml/word16du" xmlns:w16sdtdh="http://schemas.microsoft.com/office/word/2020/wordml/sdtdatahash" xmlns:w16se="http://schemas.microsoft.com/office/word/2015/wordml/symex" xmlns:wpg="http://schemas.microsoft.com/office/word/2010/wordprocessingGroup" xmlns:wpi="http://schemas.microsoft.com/office/word/2010/wordprocessingInk" xmlns:wne="http://schemas.microsoft.com/office/word/2006/wordml" xmlns:wps="http://schemas.microsoft.com/office/word/2010/wordprocessingShape" mc:Ignorable="w14 w15 w16se w16cid w16 w16cex w16sdtdh w16du wp14">
+<w:document xmlns:wpc="http://schemas.microsoft.com/office/word/2010/wordprocessingCanvas" xmlns:cx="http://schemas.microsoft.com/office/drawing/2014/chartex" xmlns:cx1="http://schemas.microsoft.com/office/drawing/2015/9/8/chartex" xmlns:cx2="http://schemas.microsoft.com/office/drawing/2015/10/21/chartex" xmlns:cx3="http://schemas.microsoft.com/office/drawing/2016/5/9/chartex" xmlns:cx4="http://schemas.microsoft.com/office/drawing/2016/5/10/chartex" xmlns:cx5="http://schemas.microsoft.com/office/drawing/2016/5/11/chartex" xmlns:cx6="http://schemas.microsoft.com/office/drawing/2016/5/12/chartex" xmlns:cx7="http://schemas.microsoft.com/office/drawing/2016/5/13/chartex" xmlns:cx8="http://schemas.microsoft.com/office/drawing/2016/5/14/chartex" xmlns:mc="http://schemas.openxmlformats.org/markup-compatibility/2006" xmlns:aink="http://schemas.microsoft.com/office/drawing/2016/ink" xmlns:am3d="http://schemas.microsoft.com/office/drawing/2017/model3d" xmlns:o="urn:schemas-microsoft-com:office:office" xmlns:r="http://schemas.openxmlformats.org/officeDocument/2006/relationships" xmlns:m="http://schemas.openxmlformats.org/officeDocument/2006/math" xmlns:v="urn:schemas-microsoft-com:vml" xmlns:wp14="http://schemas.microsoft.com/office/word/2010/wordprocessingDrawing" xmlns:wp="http://schemas.openxmlformats.org/drawingml/2006/wordprocessingDrawing" xmlns:w10="urn:schemas-microsoft-com:office:word" xmlns:w="http://schemas.openxmlformats.org/wordprocessingml/2006/main" xmlns:w14="http://schemas.microsoft.com/office/word/2010/wordml" xmlns:w15="http://schemas.microsoft.com/office/word/2012/wordml" xmlns:w16cex="http://schemas.microsoft.com/office/word/2018/wordml/cex" xmlns:w16cid="http://schemas.microsoft.com/office/word/2016/wordml/cid" xmlns:w16="http://schemas.microsoft.com/office/word/2018/wordml" xmlns:w16sdtdh="http://schemas.microsoft.com/office/word/2020/wordml/sdtdatahash" xmlns:w16se="http://schemas.microsoft.com/office/word/2015/wordml/symex" xmlns:wpg="http://schemas.microsoft.com/office/word/2010/wordprocessingGroup" xmlns:wpi="http://schemas.microsoft.com/office/word/2010/wordprocessingInk" xmlns:wne="http://schemas.microsoft.com/office/word/2006/wordml" xmlns:wps="http://schemas.microsoft.com/office/word/2010/wordprocessingShape" mc:Ignorable="w14 w15 w16se w16cid w16 w16cex w16sdtdh wp14">
   <w:body>
     <w:p>
       <w:pPr>
@@ -51,7 +51,7 @@
                     <pic:cNvPicPr/>
                   </pic:nvPicPr>
                   <pic:blipFill>
-                    <a:blip r:embed="rId4" cstate="print">
+                    <a:blip r:embed="rId6" cstate="print">
                       <a:extLst>
                         <a:ext uri="{28A0092B-C50C-407E-A947-70E740481C1C}">
                           <a14:useLocalDpi xmlns:a14="http://schemas.microsoft.com/office/drawing/2010/main" val="0"/>
@@ -114,7 +114,7 @@
                     <pic:cNvPicPr/>
                   </pic:nvPicPr>
                   <pic:blipFill>
-                    <a:blip r:embed="rId5">
+                    <a:blip r:embed="rId7">
                       <a:extLst>
                         <a:ext uri="{28A0092B-C50C-407E-A947-70E740481C1C}">
                           <a14:useLocalDpi xmlns:a14="http://schemas.microsoft.com/office/drawing/2010/main" val="0"/>
@@ -204,7 +204,7 @@
               </wp:inline>
             </w:drawing>
           </mc:Choice>
-          <mc:Fallback>
+          <mc:Fallback xmlns:w16du="http://schemas.microsoft.com/office/word/2023/wordml/word16du" xmlns:oel="http://schemas.microsoft.com/office/2019/extlst">
             <w:pict>
               <v:rect w14:anchorId="69550388" id="Rectangle 1" o:spid="_x0000_s1026" style="width:24pt;height:24pt;visibility:visible;mso-wrap-style:square;mso-left-percent:-10001;mso-top-percent:-10001;mso-position-horizontal:absolute;mso-position-horizontal-relative:char;mso-position-vertical:absolute;mso-position-vertical-relative:line;mso-left-percent:-10001;mso-top-percent:-10001;v-text-anchor:top" o:gfxdata="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" filled="f" stroked="f">
                 <o:lock v:ext="edit" aspectratio="t"/>
@@ -234,7 +234,7 @@
                     <pic:cNvPicPr/>
                   </pic:nvPicPr>
                   <pic:blipFill>
-                    <a:blip r:embed="rId6">
+                    <a:blip r:embed="rId8">
                       <a:extLst>
                         <a:ext uri="{28A0092B-C50C-407E-A947-70E740481C1C}">
                           <a14:useLocalDpi xmlns:a14="http://schemas.microsoft.com/office/drawing/2010/main" val="0"/>
@@ -285,140 +285,6 @@
                 <pic:pic xmlns:pic="http://schemas.openxmlformats.org/drawingml/2006/picture">
                   <pic:nvPicPr>
                     <pic:cNvPr id="318650519" name="Picture 318650519"/>
-                    <pic:cNvPicPr/>
-                  </pic:nvPicPr>
-                  <pic:blipFill>
-                    <a:blip r:embed="rId7">
-                      <a:extLst>
-                        <a:ext uri="{28A0092B-C50C-407E-A947-70E740481C1C}">
-                          <a14:useLocalDpi xmlns:a14="http://schemas.microsoft.com/office/drawing/2010/main" val="0"/>
-                        </a:ext>
-                      </a:extLst>
-                    </a:blip>
-                    <a:stretch>
-                      <a:fillRect/>
-                    </a:stretch>
-                  </pic:blipFill>
-                  <pic:spPr>
-                    <a:xfrm>
-                      <a:off x="0" y="0"/>
-                      <a:ext cx="4757778" cy="8458677"/>
-                    </a:xfrm>
-                    <a:prstGeom prst="rect">
-                      <a:avLst/>
-                    </a:prstGeom>
-                  </pic:spPr>
-                </pic:pic>
-              </a:graphicData>
-            </a:graphic>
-          </wp:inline>
-        </w:drawing>
-      </w:r>
-    </w:p>
-    <w:p>
-      <w:pPr>
-        <w:jc w:val="center"/>
-      </w:pPr>
-      <w:r>
-        <w:lastRenderedPageBreak/>
-        <w:t>LAB 1(B)</w:t>
-      </w:r>
-      <w:r>
-        <w:br/>
-        <w:t>VACUUM CLEANER AGENT</w:t>
-      </w:r>
-    </w:p>
-    <w:p>
-      <w:r>
-        <w:t>State space tree</w:t>
-      </w:r>
-    </w:p>
-    <w:p>
-      <w:r>
-        <w:rPr>
-          <w:noProof/>
-        </w:rPr>
-        <w:drawing>
-          <wp:inline distT="0" distB="0" distL="0" distR="0" wp14:anchorId="61BC557A" wp14:editId="6857155A">
-            <wp:extent cx="5731510" cy="3961765"/>
-            <wp:effectExtent l="0" t="0" r="2540" b="635"/>
-            <wp:docPr id="1141112203" name="Picture 10"/>
-            <wp:cNvGraphicFramePr>
-              <a:graphicFrameLocks xmlns:a="http://schemas.openxmlformats.org/drawingml/2006/main" noChangeAspect="1"/>
-            </wp:cNvGraphicFramePr>
-            <a:graphic xmlns:a="http://schemas.openxmlformats.org/drawingml/2006/main">
-              <a:graphicData uri="http://schemas.openxmlformats.org/drawingml/2006/picture">
-                <pic:pic xmlns:pic="http://schemas.openxmlformats.org/drawingml/2006/picture">
-                  <pic:nvPicPr>
-                    <pic:cNvPr id="1141112203" name="Picture 1141112203"/>
-                    <pic:cNvPicPr/>
-                  </pic:nvPicPr>
-                  <pic:blipFill>
-                    <a:blip r:embed="rId8" cstate="print">
-                      <a:extLst>
-                        <a:ext uri="{28A0092B-C50C-407E-A947-70E740481C1C}">
-                          <a14:useLocalDpi xmlns:a14="http://schemas.microsoft.com/office/drawing/2010/main" val="0"/>
-                        </a:ext>
-                      </a:extLst>
-                    </a:blip>
-                    <a:stretch>
-                      <a:fillRect/>
-                    </a:stretch>
-                  </pic:blipFill>
-                  <pic:spPr>
-                    <a:xfrm>
-                      <a:off x="0" y="0"/>
-                      <a:ext cx="5731510" cy="3961765"/>
-                    </a:xfrm>
-                    <a:prstGeom prst="rect">
-                      <a:avLst/>
-                    </a:prstGeom>
-                  </pic:spPr>
-                </pic:pic>
-              </a:graphicData>
-            </a:graphic>
-          </wp:inline>
-        </w:drawing>
-      </w:r>
-    </w:p>
-    <w:p/>
-    <w:p/>
-    <w:p/>
-    <w:p/>
-    <w:p/>
-    <w:p/>
-    <w:p/>
-    <w:p/>
-    <w:p/>
-    <w:p/>
-    <w:p/>
-    <w:p/>
-    <w:p/>
-    <w:p/>
-    <w:p>
-      <w:r>
-        <w:lastRenderedPageBreak/>
-        <w:t>PSEUDO CODE:</w:t>
-      </w:r>
-    </w:p>
-    <w:p>
-      <w:r>
-        <w:rPr>
-          <w:noProof/>
-        </w:rPr>
-        <w:drawing>
-          <wp:inline distT="0" distB="0" distL="0" distR="0" wp14:anchorId="6C414C5C" wp14:editId="66E8DDC8">
-            <wp:extent cx="5731510" cy="8128000"/>
-            <wp:effectExtent l="0" t="0" r="2540" b="6350"/>
-            <wp:docPr id="128209657" name="Picture 11"/>
-            <wp:cNvGraphicFramePr>
-              <a:graphicFrameLocks xmlns:a="http://schemas.openxmlformats.org/drawingml/2006/main" noChangeAspect="1"/>
-            </wp:cNvGraphicFramePr>
-            <a:graphic xmlns:a="http://schemas.openxmlformats.org/drawingml/2006/main">
-              <a:graphicData uri="http://schemas.openxmlformats.org/drawingml/2006/picture">
-                <pic:pic xmlns:pic="http://schemas.openxmlformats.org/drawingml/2006/picture">
-                  <pic:nvPicPr>
-                    <pic:cNvPr id="128209657" name="Picture 128209657"/>
                     <pic:cNvPicPr/>
                   </pic:nvPicPr>
                   <pic:blipFill>
@@ -436,44 +302,55 @@
                   <pic:spPr>
                     <a:xfrm>
                       <a:off x="0" y="0"/>
-                      <a:ext cx="5731510" cy="8128000"/>
-                    </a:xfrm>
-                    <a:prstGeom prst="rect">
-                      <a:avLst/>
-                    </a:prstGeom>
-                  </pic:spPr>
-                </pic:pic>
-              </a:graphicData>
-            </a:graphic>
-          </wp:inline>
-        </w:drawing>
-      </w:r>
-    </w:p>
-    <w:p/>
-    <w:p>
+                      <a:ext cx="4757778" cy="8458677"/>
+                    </a:xfrm>
+                    <a:prstGeom prst="rect">
+                      <a:avLst/>
+                    </a:prstGeom>
+                  </pic:spPr>
+                </pic:pic>
+              </a:graphicData>
+            </a:graphic>
+          </wp:inline>
+        </w:drawing>
+      </w:r>
+    </w:p>
+    <w:p>
+      <w:pPr>
+        <w:jc w:val="center"/>
+      </w:pPr>
       <w:r>
         <w:lastRenderedPageBreak/>
-        <w:t>OUTPUT:</w:t>
-      </w:r>
-    </w:p>
-    <w:p>
-      <w:r>
-        <w:rPr>
-          <w:noProof/>
-        </w:rPr>
-        <w:drawing>
-          <wp:inline distT="0" distB="0" distL="0" distR="0" wp14:anchorId="185D9FCE" wp14:editId="53EA8E04">
-            <wp:extent cx="5731510" cy="1809750"/>
-            <wp:effectExtent l="0" t="0" r="2540" b="0"/>
-            <wp:docPr id="1504182763" name="Picture 12"/>
-            <wp:cNvGraphicFramePr>
-              <a:graphicFrameLocks xmlns:a="http://schemas.openxmlformats.org/drawingml/2006/main" noChangeAspect="1"/>
-            </wp:cNvGraphicFramePr>
-            <a:graphic xmlns:a="http://schemas.openxmlformats.org/drawingml/2006/main">
-              <a:graphicData uri="http://schemas.openxmlformats.org/drawingml/2006/picture">
-                <pic:pic xmlns:pic="http://schemas.openxmlformats.org/drawingml/2006/picture">
-                  <pic:nvPicPr>
-                    <pic:cNvPr id="1504182763" name="Picture 1504182763"/>
+        <w:t>LAB 1(B)</w:t>
+      </w:r>
+      <w:r>
+        <w:br/>
+        <w:t>VACUUM CLEANER AGENT</w:t>
+      </w:r>
+    </w:p>
+    <w:p>
+      <w:r>
+        <w:t>State space tree</w:t>
+      </w:r>
+    </w:p>
+    <w:p>
+      <w:r>
+        <w:rPr>
+          <w:noProof/>
+        </w:rPr>
+        <w:drawing>
+          <wp:inline distT="0" distB="0" distL="0" distR="0" wp14:anchorId="61BC557A" wp14:editId="6857155A">
+            <wp:extent cx="5731510" cy="3961765"/>
+            <wp:effectExtent l="0" t="0" r="2540" b="635"/>
+            <wp:docPr id="1141112203" name="Picture 10"/>
+            <wp:cNvGraphicFramePr>
+              <a:graphicFrameLocks xmlns:a="http://schemas.openxmlformats.org/drawingml/2006/main" noChangeAspect="1"/>
+            </wp:cNvGraphicFramePr>
+            <a:graphic xmlns:a="http://schemas.openxmlformats.org/drawingml/2006/main">
+              <a:graphicData uri="http://schemas.openxmlformats.org/drawingml/2006/picture">
+                <pic:pic xmlns:pic="http://schemas.openxmlformats.org/drawingml/2006/picture">
+                  <pic:nvPicPr>
+                    <pic:cNvPr id="1141112203" name="Picture 1141112203"/>
                     <pic:cNvPicPr/>
                   </pic:nvPicPr>
                   <pic:blipFill>
@@ -491,94 +368,57 @@
                   <pic:spPr>
                     <a:xfrm>
                       <a:off x="0" y="0"/>
-                      <a:ext cx="5731510" cy="1809750"/>
-                    </a:xfrm>
-                    <a:prstGeom prst="rect">
-                      <a:avLst/>
-                    </a:prstGeom>
-                  </pic:spPr>
-                </pic:pic>
-              </a:graphicData>
-            </a:graphic>
-          </wp:inline>
-        </w:drawing>
-      </w:r>
-    </w:p>
-    <w:p/>
-    <w:p/>
-    <w:p/>
-    <w:p/>
-    <w:p/>
-    <w:p/>
-    <w:p/>
-    <w:p/>
-    <w:p/>
-    <w:p/>
-    <w:p/>
-    <w:p/>
-    <w:p/>
-    <w:p/>
-    <w:p/>
-    <w:p/>
-    <w:p/>
-    <w:p/>
-    <w:p/>
-    <w:p/>
-    <w:p/>
-    <w:p/>
-    <w:p/>
-    <w:p>
-      <w:pPr>
-        <w:jc w:val="center"/>
-      </w:pPr>
+                      <a:ext cx="5731510" cy="3961765"/>
+                    </a:xfrm>
+                    <a:prstGeom prst="rect">
+                      <a:avLst/>
+                    </a:prstGeom>
+                  </pic:spPr>
+                </pic:pic>
+              </a:graphicData>
+            </a:graphic>
+          </wp:inline>
+        </w:drawing>
+      </w:r>
+    </w:p>
+    <w:p/>
+    <w:p/>
+    <w:p/>
+    <w:p/>
+    <w:p/>
+    <w:p/>
+    <w:p/>
+    <w:p/>
+    <w:p/>
+    <w:p/>
+    <w:p/>
+    <w:p/>
+    <w:p/>
+    <w:p/>
+    <w:p>
       <w:r>
         <w:lastRenderedPageBreak/>
-        <w:t>LAB 2(</w:t>
-      </w:r>
-      <w:r>
-        <w:t>A</w:t>
-      </w:r>
-      <w:r>
-        <w:t>)</w:t>
-      </w:r>
-    </w:p>
-    <w:p>
-      <w:pPr>
-        <w:jc w:val="center"/>
-      </w:pPr>
-      <w:r>
-        <w:t xml:space="preserve">8 </w:t>
-      </w:r>
-      <w:proofErr w:type="gramStart"/>
-      <w:r>
-        <w:t>puzzle(</w:t>
-      </w:r>
-      <w:proofErr w:type="gramEnd"/>
-      <w:r>
-        <w:t>DFS)</w:t>
-      </w:r>
-    </w:p>
-    <w:p>
-      <w:r>
-        <w:t>State space tree</w:t>
-      </w:r>
-      <w:r>
-        <w:rPr>
-          <w:noProof/>
-        </w:rPr>
-        <w:drawing>
-          <wp:inline distT="0" distB="0" distL="0" distR="0" wp14:anchorId="3F69C376" wp14:editId="1586FF6C">
-            <wp:extent cx="5731510" cy="4456430"/>
-            <wp:effectExtent l="0" t="0" r="2540" b="1270"/>
-            <wp:docPr id="106780753" name="Picture 15"/>
-            <wp:cNvGraphicFramePr>
-              <a:graphicFrameLocks xmlns:a="http://schemas.openxmlformats.org/drawingml/2006/main" noChangeAspect="1"/>
-            </wp:cNvGraphicFramePr>
-            <a:graphic xmlns:a="http://schemas.openxmlformats.org/drawingml/2006/main">
-              <a:graphicData uri="http://schemas.openxmlformats.org/drawingml/2006/picture">
-                <pic:pic xmlns:pic="http://schemas.openxmlformats.org/drawingml/2006/picture">
-                  <pic:nvPicPr>
-                    <pic:cNvPr id="106780753" name="Picture 106780753"/>
+        <w:t>PSEUDO CODE:</w:t>
+      </w:r>
+    </w:p>
+    <w:p>
+      <w:r>
+        <w:rPr>
+          <w:noProof/>
+        </w:rPr>
+        <w:drawing>
+          <wp:inline distT="0" distB="0" distL="0" distR="0" wp14:anchorId="6C414C5C" wp14:editId="66E8DDC8">
+            <wp:extent cx="5731510" cy="8128000"/>
+            <wp:effectExtent l="0" t="0" r="2540" b="6350"/>
+            <wp:docPr id="128209657" name="Picture 11"/>
+            <wp:cNvGraphicFramePr>
+              <a:graphicFrameLocks xmlns:a="http://schemas.openxmlformats.org/drawingml/2006/main" noChangeAspect="1"/>
+            </wp:cNvGraphicFramePr>
+            <a:graphic xmlns:a="http://schemas.openxmlformats.org/drawingml/2006/main">
+              <a:graphicData uri="http://schemas.openxmlformats.org/drawingml/2006/picture">
+                <pic:pic xmlns:pic="http://schemas.openxmlformats.org/drawingml/2006/picture">
+                  <pic:nvPicPr>
+                    <pic:cNvPr id="128209657" name="Picture 128209657"/>
                     <pic:cNvPicPr/>
                   </pic:nvPicPr>
                   <pic:blipFill>
@@ -596,71 +436,48 @@
                   <pic:spPr>
                     <a:xfrm>
                       <a:off x="0" y="0"/>
-                      <a:ext cx="5731510" cy="4456430"/>
-                    </a:xfrm>
-                    <a:prstGeom prst="rect">
-                      <a:avLst/>
-                    </a:prstGeom>
-                  </pic:spPr>
-                </pic:pic>
-              </a:graphicData>
-            </a:graphic>
-          </wp:inline>
-        </w:drawing>
-      </w:r>
-    </w:p>
-    <w:p/>
-    <w:p/>
-    <w:p/>
-    <w:p/>
-    <w:p/>
-    <w:p/>
-    <w:p/>
-    <w:p/>
-    <w:p/>
-    <w:p/>
-    <w:p/>
-    <w:p/>
-    <w:p>
-      <w:pPr>
-        <w:rPr>
-          <w:noProof/>
-        </w:rPr>
-      </w:pPr>
-      <w:r>
-        <w:rPr>
-          <w:noProof/>
-        </w:rPr>
+                      <a:ext cx="5731510" cy="8128000"/>
+                    </a:xfrm>
+                    <a:prstGeom prst="rect">
+                      <a:avLst/>
+                    </a:prstGeom>
+                  </pic:spPr>
+                </pic:pic>
+              </a:graphicData>
+            </a:graphic>
+          </wp:inline>
+        </w:drawing>
+      </w:r>
+    </w:p>
+    <w:p/>
+    <w:p>
+      <w:r>
         <w:lastRenderedPageBreak/>
-        <w:t>Pseudocode:</w:t>
-      </w:r>
-      <w:r>
-        <w:rPr>
-          <w:noProof/>
-        </w:rPr>
-        <w:t xml:space="preserve"> </w:t>
-      </w:r>
-      <w:r>
-        <w:rPr>
-          <w:noProof/>
-        </w:rPr>
-        <w:drawing>
-          <wp:inline distT="0" distB="0" distL="0" distR="0" wp14:anchorId="2A55043B" wp14:editId="1A900A4D">
-            <wp:extent cx="4985385" cy="8571230"/>
-            <wp:effectExtent l="0" t="0" r="5715" b="1270"/>
-            <wp:docPr id="1929632550" name="Picture 16"/>
-            <wp:cNvGraphicFramePr>
-              <a:graphicFrameLocks xmlns:a="http://schemas.openxmlformats.org/drawingml/2006/main" noChangeAspect="1"/>
-            </wp:cNvGraphicFramePr>
-            <a:graphic xmlns:a="http://schemas.openxmlformats.org/drawingml/2006/main">
-              <a:graphicData uri="http://schemas.openxmlformats.org/drawingml/2006/picture">
-                <pic:pic xmlns:pic="http://schemas.openxmlformats.org/drawingml/2006/picture">
-                  <pic:nvPicPr>
-                    <pic:cNvPr id="1929632550" name="Picture 1929632550"/>
-                    <pic:cNvPicPr/>
-                  </pic:nvPicPr>
-                  <pic:blipFill>
-                    <a:blip r:embed="rId12">
+        <w:t>OUTPUT:</w:t>
+      </w:r>
+    </w:p>
+    <w:p>
+      <w:r>
+        <w:rPr>
+          <w:noProof/>
+        </w:rPr>
+        <w:drawing>
+          <wp:inline distT="0" distB="0" distL="0" distR="0" wp14:anchorId="185D9FCE" wp14:editId="53EA8E04">
+            <wp:extent cx="5731510" cy="1809750"/>
+            <wp:effectExtent l="0" t="0" r="2540" b="0"/>
+            <wp:docPr id="1504182763" name="Picture 12"/>
+            <wp:cNvGraphicFramePr>
+              <a:graphicFrameLocks xmlns:a="http://schemas.openxmlformats.org/drawingml/2006/main" noChangeAspect="1"/>
+            </wp:cNvGraphicFramePr>
+            <a:graphic xmlns:a="http://schemas.openxmlformats.org/drawingml/2006/main">
+              <a:graphicData uri="http://schemas.openxmlformats.org/drawingml/2006/picture">
+                <pic:pic xmlns:pic="http://schemas.openxmlformats.org/drawingml/2006/picture">
+                  <pic:nvPicPr>
+                    <pic:cNvPr id="1504182763" name="Picture 1504182763"/>
+                    <pic:cNvPicPr/>
+                  </pic:nvPicPr>
+                  <pic:blipFill>
+                    <a:blip r:embed="rId12" cstate="print">
                       <a:extLst>
                         <a:ext uri="{28A0092B-C50C-407E-A947-70E740481C1C}">
                           <a14:useLocalDpi xmlns:a14="http://schemas.microsoft.com/office/drawing/2010/main" val="0"/>
@@ -674,36 +491,86 @@
                   <pic:spPr>
                     <a:xfrm>
                       <a:off x="0" y="0"/>
-                      <a:ext cx="4985385" cy="8571230"/>
-                    </a:xfrm>
-                    <a:prstGeom prst="rect">
-                      <a:avLst/>
-                    </a:prstGeom>
-                  </pic:spPr>
-                </pic:pic>
-              </a:graphicData>
-            </a:graphic>
-          </wp:inline>
-        </w:drawing>
-      </w:r>
-      <w:r>
-        <w:rPr>
-          <w:noProof/>
-        </w:rPr>
+                      <a:ext cx="5731510" cy="1809750"/>
+                    </a:xfrm>
+                    <a:prstGeom prst="rect">
+                      <a:avLst/>
+                    </a:prstGeom>
+                  </pic:spPr>
+                </pic:pic>
+              </a:graphicData>
+            </a:graphic>
+          </wp:inline>
+        </w:drawing>
+      </w:r>
+    </w:p>
+    <w:p/>
+    <w:p/>
+    <w:p/>
+    <w:p/>
+    <w:p/>
+    <w:p/>
+    <w:p/>
+    <w:p/>
+    <w:p/>
+    <w:p/>
+    <w:p/>
+    <w:p/>
+    <w:p/>
+    <w:p/>
+    <w:p/>
+    <w:p/>
+    <w:p/>
+    <w:p/>
+    <w:p/>
+    <w:p/>
+    <w:p/>
+    <w:p/>
+    <w:p/>
+    <w:p>
+      <w:pPr>
+        <w:jc w:val="center"/>
+      </w:pPr>
+      <w:r>
         <w:lastRenderedPageBreak/>
-        <w:drawing>
-          <wp:inline distT="0" distB="0" distL="0" distR="0" wp14:anchorId="5C282CE8" wp14:editId="0C4FB27A">
-            <wp:extent cx="4985385" cy="8863330"/>
-            <wp:effectExtent l="0" t="0" r="5715" b="0"/>
-            <wp:docPr id="201772875" name="Picture 17"/>
-            <wp:cNvGraphicFramePr>
-              <a:graphicFrameLocks xmlns:a="http://schemas.openxmlformats.org/drawingml/2006/main" noChangeAspect="1"/>
-            </wp:cNvGraphicFramePr>
-            <a:graphic xmlns:a="http://schemas.openxmlformats.org/drawingml/2006/main">
-              <a:graphicData uri="http://schemas.openxmlformats.org/drawingml/2006/picture">
-                <pic:pic xmlns:pic="http://schemas.openxmlformats.org/drawingml/2006/picture">
-                  <pic:nvPicPr>
-                    <pic:cNvPr id="201772875" name="Picture 201772875"/>
+        <w:t>LAB 2(</w:t>
+      </w:r>
+      <w:r>
+        <w:t>A</w:t>
+      </w:r>
+      <w:r>
+        <w:t>)</w:t>
+      </w:r>
+    </w:p>
+    <w:p>
+      <w:pPr>
+        <w:jc w:val="center"/>
+      </w:pPr>
+      <w:r>
+        <w:t>8 puzzle(DFS)</w:t>
+      </w:r>
+    </w:p>
+    <w:p>
+      <w:r>
+        <w:t>State space tree</w:t>
+      </w:r>
+      <w:r>
+        <w:rPr>
+          <w:noProof/>
+        </w:rPr>
+        <w:drawing>
+          <wp:inline distT="0" distB="0" distL="0" distR="0" wp14:anchorId="3F69C376" wp14:editId="1586FF6C">
+            <wp:extent cx="5731510" cy="4456430"/>
+            <wp:effectExtent l="0" t="0" r="2540" b="1270"/>
+            <wp:docPr id="106780753" name="Picture 15"/>
+            <wp:cNvGraphicFramePr>
+              <a:graphicFrameLocks xmlns:a="http://schemas.openxmlformats.org/drawingml/2006/main" noChangeAspect="1"/>
+            </wp:cNvGraphicFramePr>
+            <a:graphic xmlns:a="http://schemas.openxmlformats.org/drawingml/2006/main">
+              <a:graphicData uri="http://schemas.openxmlformats.org/drawingml/2006/picture">
+                <pic:pic xmlns:pic="http://schemas.openxmlformats.org/drawingml/2006/picture">
+                  <pic:nvPicPr>
+                    <pic:cNvPr id="106780753" name="Picture 106780753"/>
                     <pic:cNvPicPr/>
                   </pic:nvPicPr>
                   <pic:blipFill>
@@ -721,43 +588,67 @@
                   <pic:spPr>
                     <a:xfrm>
                       <a:off x="0" y="0"/>
-                      <a:ext cx="4985385" cy="8863330"/>
-                    </a:xfrm>
-                    <a:prstGeom prst="rect">
-                      <a:avLst/>
-                    </a:prstGeom>
-                  </pic:spPr>
-                </pic:pic>
-              </a:graphicData>
-            </a:graphic>
-          </wp:inline>
-        </w:drawing>
-      </w:r>
-    </w:p>
-    <w:p>
-      <w:r>
+                      <a:ext cx="5731510" cy="4456430"/>
+                    </a:xfrm>
+                    <a:prstGeom prst="rect">
+                      <a:avLst/>
+                    </a:prstGeom>
+                  </pic:spPr>
+                </pic:pic>
+              </a:graphicData>
+            </a:graphic>
+          </wp:inline>
+        </w:drawing>
+      </w:r>
+    </w:p>
+    <w:p/>
+    <w:p/>
+    <w:p/>
+    <w:p/>
+    <w:p/>
+    <w:p/>
+    <w:p/>
+    <w:p/>
+    <w:p/>
+    <w:p/>
+    <w:p/>
+    <w:p/>
+    <w:p>
+      <w:pPr>
+        <w:rPr>
+          <w:noProof/>
+        </w:rPr>
+      </w:pPr>
+      <w:r>
+        <w:rPr>
+          <w:noProof/>
+        </w:rPr>
         <w:lastRenderedPageBreak/>
-        <w:t xml:space="preserve">OUTPUT: </w:t>
-      </w:r>
-    </w:p>
-    <w:p>
-      <w:r>
-        <w:rPr>
-          <w:noProof/>
-        </w:rPr>
-        <w:drawing>
-          <wp:inline distT="0" distB="0" distL="0" distR="0" wp14:anchorId="2FEAEFDB" wp14:editId="251A9F6F">
-            <wp:extent cx="5626389" cy="4140413"/>
-            <wp:effectExtent l="0" t="0" r="0" b="0"/>
-            <wp:docPr id="208037217" name="Picture 18"/>
-            <wp:cNvGraphicFramePr>
-              <a:graphicFrameLocks xmlns:a="http://schemas.openxmlformats.org/drawingml/2006/main" noChangeAspect="1"/>
-            </wp:cNvGraphicFramePr>
-            <a:graphic xmlns:a="http://schemas.openxmlformats.org/drawingml/2006/main">
-              <a:graphicData uri="http://schemas.openxmlformats.org/drawingml/2006/picture">
-                <pic:pic xmlns:pic="http://schemas.openxmlformats.org/drawingml/2006/picture">
-                  <pic:nvPicPr>
-                    <pic:cNvPr id="208037217" name="Picture 208037217"/>
+        <w:t>Pseudocode:</w:t>
+      </w:r>
+      <w:r>
+        <w:rPr>
+          <w:noProof/>
+        </w:rPr>
+        <w:t xml:space="preserve"> </w:t>
+      </w:r>
+      <w:r>
+        <w:rPr>
+          <w:noProof/>
+        </w:rPr>
+        <w:drawing>
+          <wp:inline distT="0" distB="0" distL="0" distR="0" wp14:anchorId="2A55043B" wp14:editId="1A900A4D">
+            <wp:extent cx="4985385" cy="8571230"/>
+            <wp:effectExtent l="0" t="0" r="5715" b="1270"/>
+            <wp:docPr id="1929632550" name="Picture 16"/>
+            <wp:cNvGraphicFramePr>
+              <a:graphicFrameLocks xmlns:a="http://schemas.openxmlformats.org/drawingml/2006/main" noChangeAspect="1"/>
+            </wp:cNvGraphicFramePr>
+            <a:graphic xmlns:a="http://schemas.openxmlformats.org/drawingml/2006/main">
+              <a:graphicData uri="http://schemas.openxmlformats.org/drawingml/2006/picture">
+                <pic:pic xmlns:pic="http://schemas.openxmlformats.org/drawingml/2006/picture">
+                  <pic:nvPicPr>
+                    <pic:cNvPr id="1929632550" name="Picture 1929632550"/>
                     <pic:cNvPicPr/>
                   </pic:nvPicPr>
                   <pic:blipFill>
@@ -775,64 +666,36 @@
                   <pic:spPr>
                     <a:xfrm>
                       <a:off x="0" y="0"/>
-                      <a:ext cx="5626389" cy="4140413"/>
-                    </a:xfrm>
-                    <a:prstGeom prst="rect">
-                      <a:avLst/>
-                    </a:prstGeom>
-                  </pic:spPr>
-                </pic:pic>
-              </a:graphicData>
-            </a:graphic>
-          </wp:inline>
-        </w:drawing>
-      </w:r>
-    </w:p>
-    <w:p>
-      <w:r>
-        <w:br w:type="page"/>
-      </w:r>
-    </w:p>
-    <w:p>
-      <w:pPr>
-        <w:jc w:val="center"/>
-      </w:pPr>
-      <w:r>
+                      <a:ext cx="4985385" cy="8571230"/>
+                    </a:xfrm>
+                    <a:prstGeom prst="rect">
+                      <a:avLst/>
+                    </a:prstGeom>
+                  </pic:spPr>
+                </pic:pic>
+              </a:graphicData>
+            </a:graphic>
+          </wp:inline>
+        </w:drawing>
+      </w:r>
+      <w:r>
+        <w:rPr>
+          <w:noProof/>
+        </w:rPr>
         <w:lastRenderedPageBreak/>
-        <w:t>LAB 2(B)</w:t>
-      </w:r>
-    </w:p>
-    <w:p>
-      <w:pPr>
-        <w:jc w:val="center"/>
-      </w:pPr>
-      <w:r>
-        <w:t>Iterative deepening search</w:t>
-      </w:r>
-    </w:p>
-    <w:p>
-      <w:r>
-        <w:t>Pseudocode</w:t>
-      </w:r>
-    </w:p>
-    <w:p>
-      <w:r>
-        <w:rPr>
-          <w:noProof/>
-        </w:rPr>
-        <w:drawing>
-          <wp:inline distT="0" distB="0" distL="0" distR="0" wp14:anchorId="369167FE" wp14:editId="7805583F">
-            <wp:extent cx="5462270" cy="7912100"/>
-            <wp:effectExtent l="0" t="0" r="5080" b="0"/>
-            <wp:docPr id="390672992" name="Picture 19"/>
-            <wp:cNvGraphicFramePr>
-              <a:graphicFrameLocks xmlns:a="http://schemas.openxmlformats.org/drawingml/2006/main" noChangeAspect="1"/>
-            </wp:cNvGraphicFramePr>
-            <a:graphic xmlns:a="http://schemas.openxmlformats.org/drawingml/2006/main">
-              <a:graphicData uri="http://schemas.openxmlformats.org/drawingml/2006/picture">
-                <pic:pic xmlns:pic="http://schemas.openxmlformats.org/drawingml/2006/picture">
-                  <pic:nvPicPr>
-                    <pic:cNvPr id="390672992" name="Picture 390672992"/>
+        <w:drawing>
+          <wp:inline distT="0" distB="0" distL="0" distR="0" wp14:anchorId="5C282CE8" wp14:editId="0C4FB27A">
+            <wp:extent cx="4985385" cy="8863330"/>
+            <wp:effectExtent l="0" t="0" r="5715" b="0"/>
+            <wp:docPr id="201772875" name="Picture 17"/>
+            <wp:cNvGraphicFramePr>
+              <a:graphicFrameLocks xmlns:a="http://schemas.openxmlformats.org/drawingml/2006/main" noChangeAspect="1"/>
+            </wp:cNvGraphicFramePr>
+            <a:graphic xmlns:a="http://schemas.openxmlformats.org/drawingml/2006/main">
+              <a:graphicData uri="http://schemas.openxmlformats.org/drawingml/2006/picture">
+                <pic:pic xmlns:pic="http://schemas.openxmlformats.org/drawingml/2006/picture">
+                  <pic:nvPicPr>
+                    <pic:cNvPr id="201772875" name="Picture 201772875"/>
                     <pic:cNvPicPr/>
                   </pic:nvPicPr>
                   <pic:blipFill>
@@ -850,7 +713,7 @@
                   <pic:spPr>
                     <a:xfrm>
                       <a:off x="0" y="0"/>
-                      <a:ext cx="5462270" cy="7912100"/>
+                      <a:ext cx="4985385" cy="8863330"/>
                     </a:xfrm>
                     <a:prstGeom prst="rect">
                       <a:avLst/>
@@ -866,28 +729,27 @@
     <w:p>
       <w:r>
         <w:lastRenderedPageBreak/>
-        <w:t>Output:</w:t>
-      </w:r>
-    </w:p>
-    <w:p/>
-    <w:p>
-      <w:r>
-        <w:rPr>
-          <w:noProof/>
-        </w:rPr>
-        <w:drawing>
-          <wp:inline distT="0" distB="0" distL="0" distR="0" wp14:anchorId="5141875C" wp14:editId="14200632">
-            <wp:extent cx="5715000" cy="3556000"/>
-            <wp:effectExtent l="0" t="0" r="0" b="6350"/>
-            <wp:docPr id="827036576" name="Picture 20"/>
-            <wp:cNvGraphicFramePr>
-              <a:graphicFrameLocks xmlns:a="http://schemas.openxmlformats.org/drawingml/2006/main" noChangeAspect="1"/>
-            </wp:cNvGraphicFramePr>
-            <a:graphic xmlns:a="http://schemas.openxmlformats.org/drawingml/2006/main">
-              <a:graphicData uri="http://schemas.openxmlformats.org/drawingml/2006/picture">
-                <pic:pic xmlns:pic="http://schemas.openxmlformats.org/drawingml/2006/picture">
-                  <pic:nvPicPr>
-                    <pic:cNvPr id="827036576" name="Picture 827036576"/>
+        <w:t xml:space="preserve">OUTPUT: </w:t>
+      </w:r>
+    </w:p>
+    <w:p>
+      <w:r>
+        <w:rPr>
+          <w:noProof/>
+        </w:rPr>
+        <w:drawing>
+          <wp:inline distT="0" distB="0" distL="0" distR="0" wp14:anchorId="2FEAEFDB" wp14:editId="251A9F6F">
+            <wp:extent cx="5626389" cy="4140413"/>
+            <wp:effectExtent l="0" t="0" r="0" b="0"/>
+            <wp:docPr id="208037217" name="Picture 18"/>
+            <wp:cNvGraphicFramePr>
+              <a:graphicFrameLocks xmlns:a="http://schemas.openxmlformats.org/drawingml/2006/main" noChangeAspect="1"/>
+            </wp:cNvGraphicFramePr>
+            <a:graphic xmlns:a="http://schemas.openxmlformats.org/drawingml/2006/main">
+              <a:graphicData uri="http://schemas.openxmlformats.org/drawingml/2006/picture">
+                <pic:pic xmlns:pic="http://schemas.openxmlformats.org/drawingml/2006/picture">
+                  <pic:nvPicPr>
+                    <pic:cNvPr id="208037217" name="Picture 208037217"/>
                     <pic:cNvPicPr/>
                   </pic:nvPicPr>
                   <pic:blipFill>
@@ -905,7 +767,7 @@
                   <pic:spPr>
                     <a:xfrm>
                       <a:off x="0" y="0"/>
-                      <a:ext cx="5725339" cy="3562433"/>
+                      <a:ext cx="5626389" cy="4140413"/>
                     </a:xfrm>
                     <a:prstGeom prst="rect">
                       <a:avLst/>
@@ -929,37 +791,40 @@
       </w:pPr>
       <w:r>
         <w:lastRenderedPageBreak/>
-        <w:t xml:space="preserve">LAB 3(A) </w:t>
-      </w:r>
-      <w:r>
-        <w:br/>
-        <w:t>8 puzzle misplaced tiles</w:t>
-      </w:r>
-    </w:p>
-    <w:p>
-      <w:r>
-        <w:t>State space tree</w:t>
-      </w:r>
-      <w:r>
-        <w:br/>
-      </w:r>
-      <w:r>
-        <w:rPr>
-          <w:noProof/>
-        </w:rPr>
-        <w:drawing>
-          <wp:inline distT="0" distB="0" distL="0" distR="0" wp14:anchorId="6B405E08" wp14:editId="17B3C19C">
-            <wp:extent cx="5731510" cy="8151495"/>
-            <wp:effectExtent l="0" t="0" r="2540" b="1905"/>
-            <wp:docPr id="708631967" name="Picture 21"/>
-            <wp:cNvGraphicFramePr>
-              <a:graphicFrameLocks xmlns:a="http://schemas.openxmlformats.org/drawingml/2006/main" noChangeAspect="1"/>
-            </wp:cNvGraphicFramePr>
-            <a:graphic xmlns:a="http://schemas.openxmlformats.org/drawingml/2006/main">
-              <a:graphicData uri="http://schemas.openxmlformats.org/drawingml/2006/picture">
-                <pic:pic xmlns:pic="http://schemas.openxmlformats.org/drawingml/2006/picture">
-                  <pic:nvPicPr>
-                    <pic:cNvPr id="708631967" name="Picture 708631967"/>
+        <w:t>LAB 2(B)</w:t>
+      </w:r>
+    </w:p>
+    <w:p>
+      <w:pPr>
+        <w:jc w:val="center"/>
+      </w:pPr>
+      <w:r>
+        <w:t>Iterative deepening search</w:t>
+      </w:r>
+    </w:p>
+    <w:p>
+      <w:r>
+        <w:t>Pseudocode</w:t>
+      </w:r>
+    </w:p>
+    <w:p>
+      <w:r>
+        <w:rPr>
+          <w:noProof/>
+        </w:rPr>
+        <w:drawing>
+          <wp:inline distT="0" distB="0" distL="0" distR="0" wp14:anchorId="369167FE" wp14:editId="7805583F">
+            <wp:extent cx="5462270" cy="7912100"/>
+            <wp:effectExtent l="0" t="0" r="5080" b="0"/>
+            <wp:docPr id="390672992" name="Picture 19"/>
+            <wp:cNvGraphicFramePr>
+              <a:graphicFrameLocks xmlns:a="http://schemas.openxmlformats.org/drawingml/2006/main" noChangeAspect="1"/>
+            </wp:cNvGraphicFramePr>
+            <a:graphic xmlns:a="http://schemas.openxmlformats.org/drawingml/2006/main">
+              <a:graphicData uri="http://schemas.openxmlformats.org/drawingml/2006/picture">
+                <pic:pic xmlns:pic="http://schemas.openxmlformats.org/drawingml/2006/picture">
+                  <pic:nvPicPr>
+                    <pic:cNvPr id="390672992" name="Picture 390672992"/>
                     <pic:cNvPicPr/>
                   </pic:nvPicPr>
                   <pic:blipFill>
@@ -977,7 +842,7 @@
                   <pic:spPr>
                     <a:xfrm>
                       <a:off x="0" y="0"/>
-                      <a:ext cx="5731510" cy="8151495"/>
+                      <a:ext cx="5462270" cy="7912100"/>
                     </a:xfrm>
                     <a:prstGeom prst="rect">
                       <a:avLst/>
@@ -993,27 +858,28 @@
     <w:p>
       <w:r>
         <w:lastRenderedPageBreak/>
-        <w:t>Pseudocode:</w:t>
-      </w:r>
-    </w:p>
-    <w:p>
-      <w:r>
-        <w:rPr>
-          <w:noProof/>
-        </w:rPr>
-        <w:drawing>
-          <wp:inline distT="0" distB="0" distL="0" distR="0" wp14:anchorId="1F57E584" wp14:editId="0AEC771E">
-            <wp:extent cx="5731510" cy="7871460"/>
-            <wp:effectExtent l="0" t="0" r="2540" b="0"/>
-            <wp:docPr id="352124767" name="Picture 22"/>
-            <wp:cNvGraphicFramePr>
-              <a:graphicFrameLocks xmlns:a="http://schemas.openxmlformats.org/drawingml/2006/main" noChangeAspect="1"/>
-            </wp:cNvGraphicFramePr>
-            <a:graphic xmlns:a="http://schemas.openxmlformats.org/drawingml/2006/main">
-              <a:graphicData uri="http://schemas.openxmlformats.org/drawingml/2006/picture">
-                <pic:pic xmlns:pic="http://schemas.openxmlformats.org/drawingml/2006/picture">
-                  <pic:nvPicPr>
-                    <pic:cNvPr id="352124767" name="Picture 352124767"/>
+        <w:t>Output:</w:t>
+      </w:r>
+    </w:p>
+    <w:p/>
+    <w:p>
+      <w:r>
+        <w:rPr>
+          <w:noProof/>
+        </w:rPr>
+        <w:drawing>
+          <wp:inline distT="0" distB="0" distL="0" distR="0" wp14:anchorId="5141875C" wp14:editId="14200632">
+            <wp:extent cx="5715000" cy="3556000"/>
+            <wp:effectExtent l="0" t="0" r="0" b="6350"/>
+            <wp:docPr id="827036576" name="Picture 20"/>
+            <wp:cNvGraphicFramePr>
+              <a:graphicFrameLocks xmlns:a="http://schemas.openxmlformats.org/drawingml/2006/main" noChangeAspect="1"/>
+            </wp:cNvGraphicFramePr>
+            <a:graphic xmlns:a="http://schemas.openxmlformats.org/drawingml/2006/main">
+              <a:graphicData uri="http://schemas.openxmlformats.org/drawingml/2006/picture">
+                <pic:pic xmlns:pic="http://schemas.openxmlformats.org/drawingml/2006/picture">
+                  <pic:nvPicPr>
+                    <pic:cNvPr id="827036576" name="Picture 827036576"/>
                     <pic:cNvPicPr/>
                   </pic:nvPicPr>
                   <pic:blipFill>
@@ -1031,40 +897,61 @@
                   <pic:spPr>
                     <a:xfrm>
                       <a:off x="0" y="0"/>
-                      <a:ext cx="5731510" cy="7871460"/>
-                    </a:xfrm>
-                    <a:prstGeom prst="rect">
-                      <a:avLst/>
-                    </a:prstGeom>
-                  </pic:spPr>
-                </pic:pic>
-              </a:graphicData>
-            </a:graphic>
-          </wp:inline>
-        </w:drawing>
-      </w:r>
-    </w:p>
-    <w:p/>
-    <w:p/>
-    <w:p>
-      <w:r>
-        <w:rPr>
-          <w:noProof/>
-        </w:rPr>
+                      <a:ext cx="5725339" cy="3562433"/>
+                    </a:xfrm>
+                    <a:prstGeom prst="rect">
+                      <a:avLst/>
+                    </a:prstGeom>
+                  </pic:spPr>
+                </pic:pic>
+              </a:graphicData>
+            </a:graphic>
+          </wp:inline>
+        </w:drawing>
+      </w:r>
+    </w:p>
+    <w:p>
+      <w:r>
+        <w:br w:type="page"/>
+      </w:r>
+    </w:p>
+    <w:p>
+      <w:pPr>
+        <w:jc w:val="center"/>
+      </w:pPr>
+      <w:r>
         <w:lastRenderedPageBreak/>
-        <w:drawing>
-          <wp:inline distT="0" distB="0" distL="0" distR="0" wp14:anchorId="1DBC5518" wp14:editId="3FF9A99D">
-            <wp:extent cx="5712460" cy="8863330"/>
-            <wp:effectExtent l="0" t="0" r="2540" b="0"/>
-            <wp:docPr id="439726519" name="Picture 23"/>
-            <wp:cNvGraphicFramePr>
-              <a:graphicFrameLocks xmlns:a="http://schemas.openxmlformats.org/drawingml/2006/main" noChangeAspect="1"/>
-            </wp:cNvGraphicFramePr>
-            <a:graphic xmlns:a="http://schemas.openxmlformats.org/drawingml/2006/main">
-              <a:graphicData uri="http://schemas.openxmlformats.org/drawingml/2006/picture">
-                <pic:pic xmlns:pic="http://schemas.openxmlformats.org/drawingml/2006/picture">
-                  <pic:nvPicPr>
-                    <pic:cNvPr id="439726519" name="Picture 439726519"/>
+        <w:t xml:space="preserve">LAB 3(A) </w:t>
+      </w:r>
+      <w:r>
+        <w:br/>
+        <w:t>8 puzzle misplaced tiles</w:t>
+      </w:r>
+    </w:p>
+    <w:p>
+      <w:r>
+        <w:t>State space tree</w:t>
+      </w:r>
+      <w:r>
+        <w:br/>
+      </w:r>
+      <w:r>
+        <w:rPr>
+          <w:noProof/>
+        </w:rPr>
+        <w:drawing>
+          <wp:inline distT="0" distB="0" distL="0" distR="0" wp14:anchorId="6B405E08" wp14:editId="17B3C19C">
+            <wp:extent cx="5731510" cy="8151495"/>
+            <wp:effectExtent l="0" t="0" r="2540" b="1905"/>
+            <wp:docPr id="708631967" name="Picture 21"/>
+            <wp:cNvGraphicFramePr>
+              <a:graphicFrameLocks xmlns:a="http://schemas.openxmlformats.org/drawingml/2006/main" noChangeAspect="1"/>
+            </wp:cNvGraphicFramePr>
+            <a:graphic xmlns:a="http://schemas.openxmlformats.org/drawingml/2006/main">
+              <a:graphicData uri="http://schemas.openxmlformats.org/drawingml/2006/picture">
+                <pic:pic xmlns:pic="http://schemas.openxmlformats.org/drawingml/2006/picture">
+                  <pic:nvPicPr>
+                    <pic:cNvPr id="708631967" name="Picture 708631967"/>
                     <pic:cNvPicPr/>
                   </pic:nvPicPr>
                   <pic:blipFill>
@@ -1082,38 +969,43 @@
                   <pic:spPr>
                     <a:xfrm>
                       <a:off x="0" y="0"/>
-                      <a:ext cx="5712460" cy="8863330"/>
-                    </a:xfrm>
-                    <a:prstGeom prst="rect">
-                      <a:avLst/>
-                    </a:prstGeom>
-                  </pic:spPr>
-                </pic:pic>
-              </a:graphicData>
-            </a:graphic>
-          </wp:inline>
-        </w:drawing>
-      </w:r>
-    </w:p>
-    <w:p>
-      <w:r>
-        <w:rPr>
-          <w:noProof/>
-        </w:rPr>
+                      <a:ext cx="5731510" cy="8151495"/>
+                    </a:xfrm>
+                    <a:prstGeom prst="rect">
+                      <a:avLst/>
+                    </a:prstGeom>
+                  </pic:spPr>
+                </pic:pic>
+              </a:graphicData>
+            </a:graphic>
+          </wp:inline>
+        </w:drawing>
+      </w:r>
+    </w:p>
+    <w:p>
+      <w:r>
         <w:lastRenderedPageBreak/>
-        <w:drawing>
-          <wp:inline distT="0" distB="0" distL="0" distR="0" wp14:anchorId="2D79160F" wp14:editId="1D7E88F3">
-            <wp:extent cx="4985385" cy="8863330"/>
-            <wp:effectExtent l="0" t="0" r="5715" b="0"/>
-            <wp:docPr id="951115259" name="Picture 24"/>
-            <wp:cNvGraphicFramePr>
-              <a:graphicFrameLocks xmlns:a="http://schemas.openxmlformats.org/drawingml/2006/main" noChangeAspect="1"/>
-            </wp:cNvGraphicFramePr>
-            <a:graphic xmlns:a="http://schemas.openxmlformats.org/drawingml/2006/main">
-              <a:graphicData uri="http://schemas.openxmlformats.org/drawingml/2006/picture">
-                <pic:pic xmlns:pic="http://schemas.openxmlformats.org/drawingml/2006/picture">
-                  <pic:nvPicPr>
-                    <pic:cNvPr id="951115259" name="Picture 951115259"/>
+        <w:t>Pseudocode:</w:t>
+      </w:r>
+    </w:p>
+    <w:p>
+      <w:r>
+        <w:rPr>
+          <w:noProof/>
+        </w:rPr>
+        <w:drawing>
+          <wp:inline distT="0" distB="0" distL="0" distR="0" wp14:anchorId="1F57E584" wp14:editId="0AEC771E">
+            <wp:extent cx="5731510" cy="7871460"/>
+            <wp:effectExtent l="0" t="0" r="2540" b="0"/>
+            <wp:docPr id="352124767" name="Picture 22"/>
+            <wp:cNvGraphicFramePr>
+              <a:graphicFrameLocks xmlns:a="http://schemas.openxmlformats.org/drawingml/2006/main" noChangeAspect="1"/>
+            </wp:cNvGraphicFramePr>
+            <a:graphic xmlns:a="http://schemas.openxmlformats.org/drawingml/2006/main">
+              <a:graphicData uri="http://schemas.openxmlformats.org/drawingml/2006/picture">
+                <pic:pic xmlns:pic="http://schemas.openxmlformats.org/drawingml/2006/picture">
+                  <pic:nvPicPr>
+                    <pic:cNvPr id="352124767" name="Picture 352124767"/>
                     <pic:cNvPicPr/>
                   </pic:nvPicPr>
                   <pic:blipFill>
@@ -1131,43 +1023,40 @@
                   <pic:spPr>
                     <a:xfrm>
                       <a:off x="0" y="0"/>
-                      <a:ext cx="4985385" cy="8863330"/>
-                    </a:xfrm>
-                    <a:prstGeom prst="rect">
-                      <a:avLst/>
-                    </a:prstGeom>
-                  </pic:spPr>
-                </pic:pic>
-              </a:graphicData>
-            </a:graphic>
-          </wp:inline>
-        </w:drawing>
-      </w:r>
-    </w:p>
-    <w:p>
-      <w:r>
+                      <a:ext cx="5731510" cy="7871460"/>
+                    </a:xfrm>
+                    <a:prstGeom prst="rect">
+                      <a:avLst/>
+                    </a:prstGeom>
+                  </pic:spPr>
+                </pic:pic>
+              </a:graphicData>
+            </a:graphic>
+          </wp:inline>
+        </w:drawing>
+      </w:r>
+    </w:p>
+    <w:p/>
+    <w:p/>
+    <w:p>
+      <w:r>
+        <w:rPr>
+          <w:noProof/>
+        </w:rPr>
         <w:lastRenderedPageBreak/>
-        <w:t>Output:</w:t>
-      </w:r>
-    </w:p>
-    <w:p>
-      <w:r>
-        <w:rPr>
-          <w:noProof/>
-        </w:rPr>
-        <w:drawing>
-          <wp:inline distT="0" distB="0" distL="0" distR="0" wp14:anchorId="59DDB075" wp14:editId="3FD11553">
-            <wp:extent cx="3886200" cy="8268295"/>
-            <wp:effectExtent l="0" t="0" r="0" b="0"/>
-            <wp:docPr id="1382496925" name="Picture 25"/>
-            <wp:cNvGraphicFramePr>
-              <a:graphicFrameLocks xmlns:a="http://schemas.openxmlformats.org/drawingml/2006/main" noChangeAspect="1"/>
-            </wp:cNvGraphicFramePr>
-            <a:graphic xmlns:a="http://schemas.openxmlformats.org/drawingml/2006/main">
-              <a:graphicData uri="http://schemas.openxmlformats.org/drawingml/2006/picture">
-                <pic:pic xmlns:pic="http://schemas.openxmlformats.org/drawingml/2006/picture">
-                  <pic:nvPicPr>
-                    <pic:cNvPr id="1382496925" name="Picture 1382496925"/>
+        <w:drawing>
+          <wp:inline distT="0" distB="0" distL="0" distR="0" wp14:anchorId="1DBC5518" wp14:editId="3FF9A99D">
+            <wp:extent cx="5712460" cy="8863330"/>
+            <wp:effectExtent l="0" t="0" r="2540" b="0"/>
+            <wp:docPr id="439726519" name="Picture 23"/>
+            <wp:cNvGraphicFramePr>
+              <a:graphicFrameLocks xmlns:a="http://schemas.openxmlformats.org/drawingml/2006/main" noChangeAspect="1"/>
+            </wp:cNvGraphicFramePr>
+            <a:graphic xmlns:a="http://schemas.openxmlformats.org/drawingml/2006/main">
+              <a:graphicData uri="http://schemas.openxmlformats.org/drawingml/2006/picture">
+                <pic:pic xmlns:pic="http://schemas.openxmlformats.org/drawingml/2006/picture">
+                  <pic:nvPicPr>
+                    <pic:cNvPr id="439726519" name="Picture 439726519"/>
                     <pic:cNvPicPr/>
                   </pic:nvPicPr>
                   <pic:blipFill>
@@ -1185,60 +1074,38 @@
                   <pic:spPr>
                     <a:xfrm>
                       <a:off x="0" y="0"/>
-                      <a:ext cx="3888927" cy="8274097"/>
-                    </a:xfrm>
-                    <a:prstGeom prst="rect">
-                      <a:avLst/>
-                    </a:prstGeom>
-                  </pic:spPr>
-                </pic:pic>
-              </a:graphicData>
-            </a:graphic>
-          </wp:inline>
-        </w:drawing>
-      </w:r>
-    </w:p>
-    <w:p/>
-    <w:p>
-      <w:pPr>
-        <w:jc w:val="center"/>
-      </w:pPr>
-      <w:r>
+                      <a:ext cx="5712460" cy="8863330"/>
+                    </a:xfrm>
+                    <a:prstGeom prst="rect">
+                      <a:avLst/>
+                    </a:prstGeom>
+                  </pic:spPr>
+                </pic:pic>
+              </a:graphicData>
+            </a:graphic>
+          </wp:inline>
+        </w:drawing>
+      </w:r>
+    </w:p>
+    <w:p>
+      <w:r>
+        <w:rPr>
+          <w:noProof/>
+        </w:rPr>
         <w:lastRenderedPageBreak/>
-        <w:t>LAB 3(B)</w:t>
-      </w:r>
-    </w:p>
-    <w:p>
-      <w:pPr>
-        <w:jc w:val="center"/>
-      </w:pPr>
-      <w:r>
-        <w:t>MANHATTAN DISTANCE</w:t>
-      </w:r>
-    </w:p>
-    <w:p>
-      <w:r>
-        <w:t>State space tree:</w:t>
-      </w:r>
-    </w:p>
-    <w:p>
-      <w:r>
-        <w:rPr>
-          <w:noProof/>
-        </w:rPr>
-        <w:drawing>
-          <wp:inline distT="0" distB="0" distL="0" distR="0" wp14:anchorId="32B08EAC" wp14:editId="1AB9A26B">
-            <wp:extent cx="5731510" cy="7774305"/>
-            <wp:effectExtent l="0" t="0" r="2540" b="0"/>
-            <wp:docPr id="86140002" name="Picture 26"/>
-            <wp:cNvGraphicFramePr>
-              <a:graphicFrameLocks xmlns:a="http://schemas.openxmlformats.org/drawingml/2006/main" noChangeAspect="1"/>
-            </wp:cNvGraphicFramePr>
-            <a:graphic xmlns:a="http://schemas.openxmlformats.org/drawingml/2006/main">
-              <a:graphicData uri="http://schemas.openxmlformats.org/drawingml/2006/picture">
-                <pic:pic xmlns:pic="http://schemas.openxmlformats.org/drawingml/2006/picture">
-                  <pic:nvPicPr>
-                    <pic:cNvPr id="86140002" name="Picture 86140002"/>
+        <w:drawing>
+          <wp:inline distT="0" distB="0" distL="0" distR="0" wp14:anchorId="2D79160F" wp14:editId="1D7E88F3">
+            <wp:extent cx="4985385" cy="8863330"/>
+            <wp:effectExtent l="0" t="0" r="5715" b="0"/>
+            <wp:docPr id="951115259" name="Picture 24"/>
+            <wp:cNvGraphicFramePr>
+              <a:graphicFrameLocks xmlns:a="http://schemas.openxmlformats.org/drawingml/2006/main" noChangeAspect="1"/>
+            </wp:cNvGraphicFramePr>
+            <a:graphic xmlns:a="http://schemas.openxmlformats.org/drawingml/2006/main">
+              <a:graphicData uri="http://schemas.openxmlformats.org/drawingml/2006/picture">
+                <pic:pic xmlns:pic="http://schemas.openxmlformats.org/drawingml/2006/picture">
+                  <pic:nvPicPr>
+                    <pic:cNvPr id="951115259" name="Picture 951115259"/>
                     <pic:cNvPicPr/>
                   </pic:nvPicPr>
                   <pic:blipFill>
@@ -1256,46 +1123,43 @@
                   <pic:spPr>
                     <a:xfrm>
                       <a:off x="0" y="0"/>
-                      <a:ext cx="5731510" cy="7774305"/>
-                    </a:xfrm>
-                    <a:prstGeom prst="rect">
-                      <a:avLst/>
-                    </a:prstGeom>
-                  </pic:spPr>
-                </pic:pic>
-              </a:graphicData>
-            </a:graphic>
-          </wp:inline>
-        </w:drawing>
-      </w:r>
-    </w:p>
-    <w:p>
-      <w:r>
-        <w:br w:type="page"/>
-      </w:r>
+                      <a:ext cx="4985385" cy="8863330"/>
+                    </a:xfrm>
+                    <a:prstGeom prst="rect">
+                      <a:avLst/>
+                    </a:prstGeom>
+                  </pic:spPr>
+                </pic:pic>
+              </a:graphicData>
+            </a:graphic>
+          </wp:inline>
+        </w:drawing>
+      </w:r>
+    </w:p>
+    <w:p>
       <w:r>
         <w:lastRenderedPageBreak/>
-        <w:t>Pseudocode:</w:t>
-      </w:r>
-    </w:p>
-    <w:p>
-      <w:r>
-        <w:rPr>
-          <w:noProof/>
-        </w:rPr>
-        <w:drawing>
-          <wp:inline distT="0" distB="0" distL="0" distR="0" wp14:anchorId="4A8B97B6" wp14:editId="3FFB7F11">
-            <wp:extent cx="5731510" cy="8365490"/>
-            <wp:effectExtent l="0" t="0" r="2540" b="0"/>
-            <wp:docPr id="1666089690" name="Picture 27"/>
-            <wp:cNvGraphicFramePr>
-              <a:graphicFrameLocks xmlns:a="http://schemas.openxmlformats.org/drawingml/2006/main" noChangeAspect="1"/>
-            </wp:cNvGraphicFramePr>
-            <a:graphic xmlns:a="http://schemas.openxmlformats.org/drawingml/2006/main">
-              <a:graphicData uri="http://schemas.openxmlformats.org/drawingml/2006/picture">
-                <pic:pic xmlns:pic="http://schemas.openxmlformats.org/drawingml/2006/picture">
-                  <pic:nvPicPr>
-                    <pic:cNvPr id="1666089690" name="Picture 1666089690"/>
+        <w:t>Output:</w:t>
+      </w:r>
+    </w:p>
+    <w:p>
+      <w:r>
+        <w:rPr>
+          <w:noProof/>
+        </w:rPr>
+        <w:drawing>
+          <wp:inline distT="0" distB="0" distL="0" distR="0" wp14:anchorId="59DDB075" wp14:editId="3FD11553">
+            <wp:extent cx="3886200" cy="8268295"/>
+            <wp:effectExtent l="0" t="0" r="0" b="0"/>
+            <wp:docPr id="1382496925" name="Picture 25"/>
+            <wp:cNvGraphicFramePr>
+              <a:graphicFrameLocks xmlns:a="http://schemas.openxmlformats.org/drawingml/2006/main" noChangeAspect="1"/>
+            </wp:cNvGraphicFramePr>
+            <a:graphic xmlns:a="http://schemas.openxmlformats.org/drawingml/2006/main">
+              <a:graphicData uri="http://schemas.openxmlformats.org/drawingml/2006/picture">
+                <pic:pic xmlns:pic="http://schemas.openxmlformats.org/drawingml/2006/picture">
+                  <pic:nvPicPr>
+                    <pic:cNvPr id="1382496925" name="Picture 1382496925"/>
                     <pic:cNvPicPr/>
                   </pic:nvPicPr>
                   <pic:blipFill>
@@ -1313,41 +1177,60 @@
                   <pic:spPr>
                     <a:xfrm>
                       <a:off x="0" y="0"/>
-                      <a:ext cx="5731510" cy="8365490"/>
-                    </a:xfrm>
-                    <a:prstGeom prst="rect">
-                      <a:avLst/>
-                    </a:prstGeom>
-                  </pic:spPr>
-                </pic:pic>
-              </a:graphicData>
-            </a:graphic>
-          </wp:inline>
-        </w:drawing>
-      </w:r>
-    </w:p>
-    <w:p>
-      <w:r>
-        <w:br w:type="page"/>
-      </w:r>
-      <w:r>
-        <w:rPr>
-          <w:noProof/>
-        </w:rPr>
+                      <a:ext cx="3888927" cy="8274097"/>
+                    </a:xfrm>
+                    <a:prstGeom prst="rect">
+                      <a:avLst/>
+                    </a:prstGeom>
+                  </pic:spPr>
+                </pic:pic>
+              </a:graphicData>
+            </a:graphic>
+          </wp:inline>
+        </w:drawing>
+      </w:r>
+    </w:p>
+    <w:p/>
+    <w:p>
+      <w:pPr>
+        <w:jc w:val="center"/>
+      </w:pPr>
+      <w:r>
         <w:lastRenderedPageBreak/>
-        <w:drawing>
-          <wp:inline distT="0" distB="0" distL="0" distR="0" wp14:anchorId="0D0D7E88" wp14:editId="059F5C90">
-            <wp:extent cx="5731510" cy="3693795"/>
-            <wp:effectExtent l="0" t="0" r="2540" b="1905"/>
-            <wp:docPr id="1385919135" name="Picture 28"/>
-            <wp:cNvGraphicFramePr>
-              <a:graphicFrameLocks xmlns:a="http://schemas.openxmlformats.org/drawingml/2006/main" noChangeAspect="1"/>
-            </wp:cNvGraphicFramePr>
-            <a:graphic xmlns:a="http://schemas.openxmlformats.org/drawingml/2006/main">
-              <a:graphicData uri="http://schemas.openxmlformats.org/drawingml/2006/picture">
-                <pic:pic xmlns:pic="http://schemas.openxmlformats.org/drawingml/2006/picture">
-                  <pic:nvPicPr>
-                    <pic:cNvPr id="1385919135" name="Picture 1385919135"/>
+        <w:t>LAB 3(B)</w:t>
+      </w:r>
+    </w:p>
+    <w:p>
+      <w:pPr>
+        <w:jc w:val="center"/>
+      </w:pPr>
+      <w:r>
+        <w:t>MANHATTAN DISTANCE</w:t>
+      </w:r>
+    </w:p>
+    <w:p>
+      <w:r>
+        <w:t>State space tree:</w:t>
+      </w:r>
+    </w:p>
+    <w:p>
+      <w:r>
+        <w:rPr>
+          <w:noProof/>
+        </w:rPr>
+        <w:drawing>
+          <wp:inline distT="0" distB="0" distL="0" distR="0" wp14:anchorId="32B08EAC" wp14:editId="1AB9A26B">
+            <wp:extent cx="5731510" cy="7774305"/>
+            <wp:effectExtent l="0" t="0" r="2540" b="0"/>
+            <wp:docPr id="86140002" name="Picture 26"/>
+            <wp:cNvGraphicFramePr>
+              <a:graphicFrameLocks xmlns:a="http://schemas.openxmlformats.org/drawingml/2006/main" noChangeAspect="1"/>
+            </wp:cNvGraphicFramePr>
+            <a:graphic xmlns:a="http://schemas.openxmlformats.org/drawingml/2006/main">
+              <a:graphicData uri="http://schemas.openxmlformats.org/drawingml/2006/picture">
+                <pic:pic xmlns:pic="http://schemas.openxmlformats.org/drawingml/2006/picture">
+                  <pic:nvPicPr>
+                    <pic:cNvPr id="86140002" name="Picture 86140002"/>
                     <pic:cNvPicPr/>
                   </pic:nvPicPr>
                   <pic:blipFill>
@@ -1365,7 +1248,7 @@
                   <pic:spPr>
                     <a:xfrm>
                       <a:off x="0" y="0"/>
-                      <a:ext cx="5731510" cy="3693795"/>
+                      <a:ext cx="5731510" cy="7774305"/>
                     </a:xfrm>
                     <a:prstGeom prst="rect">
                       <a:avLst/>
@@ -1382,31 +1265,29 @@
       <w:r>
         <w:br w:type="page"/>
       </w:r>
-    </w:p>
-    <w:p/>
-    <w:p>
-      <w:r>
-        <w:t>Output:</w:t>
-      </w:r>
-    </w:p>
-    <w:p>
-      <w:r>
-        <w:rPr>
-          <w:noProof/>
-        </w:rPr>
-        <w:drawing>
-          <wp:inline distT="0" distB="0" distL="0" distR="0" wp14:anchorId="5B90139B" wp14:editId="7F24247C">
-            <wp:extent cx="4019550" cy="3314700"/>
-            <wp:effectExtent l="0" t="0" r="0" b="0"/>
-            <wp:docPr id="510682645" name="Picture 31"/>
-            <wp:cNvGraphicFramePr>
-              <a:graphicFrameLocks xmlns:a="http://schemas.openxmlformats.org/drawingml/2006/main" noChangeAspect="1"/>
-            </wp:cNvGraphicFramePr>
-            <a:graphic xmlns:a="http://schemas.openxmlformats.org/drawingml/2006/main">
-              <a:graphicData uri="http://schemas.openxmlformats.org/drawingml/2006/picture">
-                <pic:pic xmlns:pic="http://schemas.openxmlformats.org/drawingml/2006/picture">
-                  <pic:nvPicPr>
-                    <pic:cNvPr id="510682645" name="Picture 510682645"/>
+      <w:r>
+        <w:lastRenderedPageBreak/>
+        <w:t>Pseudocode:</w:t>
+      </w:r>
+    </w:p>
+    <w:p>
+      <w:r>
+        <w:rPr>
+          <w:noProof/>
+        </w:rPr>
+        <w:drawing>
+          <wp:inline distT="0" distB="0" distL="0" distR="0" wp14:anchorId="4A8B97B6" wp14:editId="3FFB7F11">
+            <wp:extent cx="5731510" cy="8365490"/>
+            <wp:effectExtent l="0" t="0" r="2540" b="0"/>
+            <wp:docPr id="1666089690" name="Picture 27"/>
+            <wp:cNvGraphicFramePr>
+              <a:graphicFrameLocks xmlns:a="http://schemas.openxmlformats.org/drawingml/2006/main" noChangeAspect="1"/>
+            </wp:cNvGraphicFramePr>
+            <a:graphic xmlns:a="http://schemas.openxmlformats.org/drawingml/2006/main">
+              <a:graphicData uri="http://schemas.openxmlformats.org/drawingml/2006/picture">
+                <pic:pic xmlns:pic="http://schemas.openxmlformats.org/drawingml/2006/picture">
+                  <pic:nvPicPr>
+                    <pic:cNvPr id="1666089690" name="Picture 1666089690"/>
                     <pic:cNvPicPr/>
                   </pic:nvPicPr>
                   <pic:blipFill>
@@ -1424,37 +1305,41 @@
                   <pic:spPr>
                     <a:xfrm>
                       <a:off x="0" y="0"/>
-                      <a:ext cx="4019758" cy="3314872"/>
-                    </a:xfrm>
-                    <a:prstGeom prst="rect">
-                      <a:avLst/>
-                    </a:prstGeom>
-                  </pic:spPr>
-                </pic:pic>
-              </a:graphicData>
-            </a:graphic>
-          </wp:inline>
-        </w:drawing>
-      </w:r>
-    </w:p>
-    <w:p>
-      <w:r>
-        <w:rPr>
-          <w:noProof/>
-        </w:rPr>
-        <w:drawing>
-          <wp:inline distT="0" distB="0" distL="0" distR="0" wp14:anchorId="3356BAB6" wp14:editId="653F7749">
-            <wp:extent cx="2768600" cy="4519229"/>
-            <wp:effectExtent l="0" t="0" r="0" b="0"/>
-            <wp:docPr id="378320056" name="Picture 33"/>
-            <wp:cNvGraphicFramePr>
-              <a:graphicFrameLocks xmlns:a="http://schemas.openxmlformats.org/drawingml/2006/main" noChangeAspect="1"/>
-            </wp:cNvGraphicFramePr>
-            <a:graphic xmlns:a="http://schemas.openxmlformats.org/drawingml/2006/main">
-              <a:graphicData uri="http://schemas.openxmlformats.org/drawingml/2006/picture">
-                <pic:pic xmlns:pic="http://schemas.openxmlformats.org/drawingml/2006/picture">
-                  <pic:nvPicPr>
-                    <pic:cNvPr id="378320056" name="Picture 378320056"/>
+                      <a:ext cx="5731510" cy="8365490"/>
+                    </a:xfrm>
+                    <a:prstGeom prst="rect">
+                      <a:avLst/>
+                    </a:prstGeom>
+                  </pic:spPr>
+                </pic:pic>
+              </a:graphicData>
+            </a:graphic>
+          </wp:inline>
+        </w:drawing>
+      </w:r>
+    </w:p>
+    <w:p>
+      <w:r>
+        <w:br w:type="page"/>
+      </w:r>
+      <w:r>
+        <w:rPr>
+          <w:noProof/>
+        </w:rPr>
+        <w:lastRenderedPageBreak/>
+        <w:drawing>
+          <wp:inline distT="0" distB="0" distL="0" distR="0" wp14:anchorId="0D0D7E88" wp14:editId="059F5C90">
+            <wp:extent cx="5731510" cy="3693795"/>
+            <wp:effectExtent l="0" t="0" r="2540" b="1905"/>
+            <wp:docPr id="1385919135" name="Picture 28"/>
+            <wp:cNvGraphicFramePr>
+              <a:graphicFrameLocks xmlns:a="http://schemas.openxmlformats.org/drawingml/2006/main" noChangeAspect="1"/>
+            </wp:cNvGraphicFramePr>
+            <a:graphic xmlns:a="http://schemas.openxmlformats.org/drawingml/2006/main">
+              <a:graphicData uri="http://schemas.openxmlformats.org/drawingml/2006/picture">
+                <pic:pic xmlns:pic="http://schemas.openxmlformats.org/drawingml/2006/picture">
+                  <pic:nvPicPr>
+                    <pic:cNvPr id="1385919135" name="Picture 1385919135"/>
                     <pic:cNvPicPr/>
                   </pic:nvPicPr>
                   <pic:blipFill>
@@ -1472,7 +1357,333 @@
                   <pic:spPr>
                     <a:xfrm>
                       <a:off x="0" y="0"/>
+                      <a:ext cx="5731510" cy="3693795"/>
+                    </a:xfrm>
+                    <a:prstGeom prst="rect">
+                      <a:avLst/>
+                    </a:prstGeom>
+                  </pic:spPr>
+                </pic:pic>
+              </a:graphicData>
+            </a:graphic>
+          </wp:inline>
+        </w:drawing>
+      </w:r>
+    </w:p>
+    <w:p>
+      <w:r>
+        <w:br w:type="page"/>
+      </w:r>
+    </w:p>
+    <w:p/>
+    <w:p>
+      <w:r>
+        <w:t>Output:</w:t>
+      </w:r>
+    </w:p>
+    <w:p>
+      <w:r>
+        <w:rPr>
+          <w:noProof/>
+        </w:rPr>
+        <w:drawing>
+          <wp:inline distT="0" distB="0" distL="0" distR="0" wp14:anchorId="5B90139B" wp14:editId="7F24247C">
+            <wp:extent cx="4019550" cy="3314700"/>
+            <wp:effectExtent l="0" t="0" r="0" b="0"/>
+            <wp:docPr id="510682645" name="Picture 31"/>
+            <wp:cNvGraphicFramePr>
+              <a:graphicFrameLocks xmlns:a="http://schemas.openxmlformats.org/drawingml/2006/main" noChangeAspect="1"/>
+            </wp:cNvGraphicFramePr>
+            <a:graphic xmlns:a="http://schemas.openxmlformats.org/drawingml/2006/main">
+              <a:graphicData uri="http://schemas.openxmlformats.org/drawingml/2006/picture">
+                <pic:pic xmlns:pic="http://schemas.openxmlformats.org/drawingml/2006/picture">
+                  <pic:nvPicPr>
+                    <pic:cNvPr id="510682645" name="Picture 510682645"/>
+                    <pic:cNvPicPr/>
+                  </pic:nvPicPr>
+                  <pic:blipFill>
+                    <a:blip r:embed="rId27">
+                      <a:extLst>
+                        <a:ext uri="{28A0092B-C50C-407E-A947-70E740481C1C}">
+                          <a14:useLocalDpi xmlns:a14="http://schemas.microsoft.com/office/drawing/2010/main" val="0"/>
+                        </a:ext>
+                      </a:extLst>
+                    </a:blip>
+                    <a:stretch>
+                      <a:fillRect/>
+                    </a:stretch>
+                  </pic:blipFill>
+                  <pic:spPr>
+                    <a:xfrm>
+                      <a:off x="0" y="0"/>
+                      <a:ext cx="4019758" cy="3314872"/>
+                    </a:xfrm>
+                    <a:prstGeom prst="rect">
+                      <a:avLst/>
+                    </a:prstGeom>
+                  </pic:spPr>
+                </pic:pic>
+              </a:graphicData>
+            </a:graphic>
+          </wp:inline>
+        </w:drawing>
+      </w:r>
+    </w:p>
+    <w:p>
+      <w:r>
+        <w:rPr>
+          <w:noProof/>
+        </w:rPr>
+        <w:drawing>
+          <wp:inline distT="0" distB="0" distL="0" distR="0" wp14:anchorId="3356BAB6" wp14:editId="653F7749">
+            <wp:extent cx="2768600" cy="4519229"/>
+            <wp:effectExtent l="0" t="0" r="0" b="0"/>
+            <wp:docPr id="378320056" name="Picture 33"/>
+            <wp:cNvGraphicFramePr>
+              <a:graphicFrameLocks xmlns:a="http://schemas.openxmlformats.org/drawingml/2006/main" noChangeAspect="1"/>
+            </wp:cNvGraphicFramePr>
+            <a:graphic xmlns:a="http://schemas.openxmlformats.org/drawingml/2006/main">
+              <a:graphicData uri="http://schemas.openxmlformats.org/drawingml/2006/picture">
+                <pic:pic xmlns:pic="http://schemas.openxmlformats.org/drawingml/2006/picture">
+                  <pic:nvPicPr>
+                    <pic:cNvPr id="378320056" name="Picture 378320056"/>
+                    <pic:cNvPicPr/>
+                  </pic:nvPicPr>
+                  <pic:blipFill>
+                    <a:blip r:embed="rId28">
+                      <a:extLst>
+                        <a:ext uri="{28A0092B-C50C-407E-A947-70E740481C1C}">
+                          <a14:useLocalDpi xmlns:a14="http://schemas.microsoft.com/office/drawing/2010/main" val="0"/>
+                        </a:ext>
+                      </a:extLst>
+                    </a:blip>
+                    <a:stretch>
+                      <a:fillRect/>
+                    </a:stretch>
+                  </pic:blipFill>
+                  <pic:spPr>
+                    <a:xfrm>
+                      <a:off x="0" y="0"/>
                       <a:ext cx="2769224" cy="4520248"/>
+                    </a:xfrm>
+                    <a:prstGeom prst="rect">
+                      <a:avLst/>
+                    </a:prstGeom>
+                  </pic:spPr>
+                </pic:pic>
+              </a:graphicData>
+            </a:graphic>
+          </wp:inline>
+        </w:drawing>
+      </w:r>
+    </w:p>
+    <w:p/>
+    <w:p>
+      <w:pPr>
+        <w:jc w:val="center"/>
+      </w:pPr>
+      <w:r>
+        <w:lastRenderedPageBreak/>
+        <w:t>LAB-4</w:t>
+      </w:r>
+    </w:p>
+    <w:p>
+      <w:pPr>
+        <w:jc w:val="center"/>
+      </w:pPr>
+      <w:r>
+        <w:t>N QUEENS HILL CLIMBING</w:t>
+      </w:r>
+    </w:p>
+    <w:p>
+      <w:r>
+        <w:t>Pseudo code:</w:t>
+      </w:r>
+      <w:r>
+        <w:rPr>
+          <w:noProof/>
+        </w:rPr>
+        <w:t xml:space="preserve"> </w:t>
+      </w:r>
+      <w:r>
+        <w:rPr>
+          <w:noProof/>
+        </w:rPr>
+        <w:drawing>
+          <wp:inline distT="0" distB="0" distL="0" distR="0" wp14:anchorId="5431CC8C" wp14:editId="44332A90">
+            <wp:extent cx="5184775" cy="7905750"/>
+            <wp:effectExtent l="0" t="0" r="0" b="0"/>
+            <wp:docPr id="2" name="Picture 2"/>
+            <wp:cNvGraphicFramePr>
+              <a:graphicFrameLocks xmlns:a="http://schemas.openxmlformats.org/drawingml/2006/main" noChangeAspect="1"/>
+            </wp:cNvGraphicFramePr>
+            <a:graphic xmlns:a="http://schemas.openxmlformats.org/drawingml/2006/main">
+              <a:graphicData uri="http://schemas.openxmlformats.org/drawingml/2006/picture">
+                <pic:pic xmlns:pic="http://schemas.openxmlformats.org/drawingml/2006/picture">
+                  <pic:nvPicPr>
+                    <pic:cNvPr id="2" name="Picture 2"/>
+                    <pic:cNvPicPr/>
+                  </pic:nvPicPr>
+                  <pic:blipFill>
+                    <a:blip r:embed="rId29">
+                      <a:extLst>
+                        <a:ext uri="{28A0092B-C50C-407E-A947-70E740481C1C}">
+                          <a14:useLocalDpi xmlns:a14="http://schemas.microsoft.com/office/drawing/2010/main" val="0"/>
+                        </a:ext>
+                      </a:extLst>
+                    </a:blip>
+                    <a:stretch>
+                      <a:fillRect/>
+                    </a:stretch>
+                  </pic:blipFill>
+                  <pic:spPr>
+                    <a:xfrm>
+                      <a:off x="0" y="0"/>
+                      <a:ext cx="5184775" cy="7905750"/>
+                    </a:xfrm>
+                    <a:prstGeom prst="rect">
+                      <a:avLst/>
+                    </a:prstGeom>
+                  </pic:spPr>
+                </pic:pic>
+              </a:graphicData>
+            </a:graphic>
+          </wp:inline>
+        </w:drawing>
+      </w:r>
+    </w:p>
+    <w:p>
+      <w:r>
+        <w:rPr>
+          <w:noProof/>
+        </w:rPr>
+        <w:lastRenderedPageBreak/>
+        <w:drawing>
+          <wp:inline distT="0" distB="0" distL="0" distR="0" wp14:anchorId="60D8F356" wp14:editId="7D210D25">
+            <wp:extent cx="5267960" cy="8863330"/>
+            <wp:effectExtent l="0" t="0" r="8890" b="0"/>
+            <wp:docPr id="3" name="Picture 3"/>
+            <wp:cNvGraphicFramePr>
+              <a:graphicFrameLocks xmlns:a="http://schemas.openxmlformats.org/drawingml/2006/main" noChangeAspect="1"/>
+            </wp:cNvGraphicFramePr>
+            <a:graphic xmlns:a="http://schemas.openxmlformats.org/drawingml/2006/main">
+              <a:graphicData uri="http://schemas.openxmlformats.org/drawingml/2006/picture">
+                <pic:pic xmlns:pic="http://schemas.openxmlformats.org/drawingml/2006/picture">
+                  <pic:nvPicPr>
+                    <pic:cNvPr id="3" name="Picture 3"/>
+                    <pic:cNvPicPr/>
+                  </pic:nvPicPr>
+                  <pic:blipFill>
+                    <a:blip r:embed="rId30">
+                      <a:extLst>
+                        <a:ext uri="{28A0092B-C50C-407E-A947-70E740481C1C}">
+                          <a14:useLocalDpi xmlns:a14="http://schemas.microsoft.com/office/drawing/2010/main" val="0"/>
+                        </a:ext>
+                      </a:extLst>
+                    </a:blip>
+                    <a:stretch>
+                      <a:fillRect/>
+                    </a:stretch>
+                  </pic:blipFill>
+                  <pic:spPr>
+                    <a:xfrm>
+                      <a:off x="0" y="0"/>
+                      <a:ext cx="5267960" cy="8863330"/>
+                    </a:xfrm>
+                    <a:prstGeom prst="rect">
+                      <a:avLst/>
+                    </a:prstGeom>
+                  </pic:spPr>
+                </pic:pic>
+              </a:graphicData>
+            </a:graphic>
+          </wp:inline>
+        </w:drawing>
+      </w:r>
+      <w:r>
+        <w:rPr>
+          <w:noProof/>
+        </w:rPr>
+        <w:lastRenderedPageBreak/>
+        <w:drawing>
+          <wp:inline distT="0" distB="0" distL="0" distR="0" wp14:anchorId="6D6AFDBD" wp14:editId="09698731">
+            <wp:extent cx="5024120" cy="8863330"/>
+            <wp:effectExtent l="0" t="0" r="5080" b="0"/>
+            <wp:docPr id="4" name="Picture 4"/>
+            <wp:cNvGraphicFramePr>
+              <a:graphicFrameLocks xmlns:a="http://schemas.openxmlformats.org/drawingml/2006/main" noChangeAspect="1"/>
+            </wp:cNvGraphicFramePr>
+            <a:graphic xmlns:a="http://schemas.openxmlformats.org/drawingml/2006/main">
+              <a:graphicData uri="http://schemas.openxmlformats.org/drawingml/2006/picture">
+                <pic:pic xmlns:pic="http://schemas.openxmlformats.org/drawingml/2006/picture">
+                  <pic:nvPicPr>
+                    <pic:cNvPr id="4" name="Picture 4"/>
+                    <pic:cNvPicPr/>
+                  </pic:nvPicPr>
+                  <pic:blipFill>
+                    <a:blip r:embed="rId31">
+                      <a:extLst>
+                        <a:ext uri="{28A0092B-C50C-407E-A947-70E740481C1C}">
+                          <a14:useLocalDpi xmlns:a14="http://schemas.microsoft.com/office/drawing/2010/main" val="0"/>
+                        </a:ext>
+                      </a:extLst>
+                    </a:blip>
+                    <a:stretch>
+                      <a:fillRect/>
+                    </a:stretch>
+                  </pic:blipFill>
+                  <pic:spPr>
+                    <a:xfrm>
+                      <a:off x="0" y="0"/>
+                      <a:ext cx="5024120" cy="8863330"/>
+                    </a:xfrm>
+                    <a:prstGeom prst="rect">
+                      <a:avLst/>
+                    </a:prstGeom>
+                  </pic:spPr>
+                </pic:pic>
+              </a:graphicData>
+            </a:graphic>
+          </wp:inline>
+        </w:drawing>
+      </w:r>
+    </w:p>
+    <w:p>
+      <w:r>
+        <w:lastRenderedPageBreak/>
+        <w:t>OUTPUUT:</w:t>
+      </w:r>
+      <w:r>
+        <w:t>SS</w:t>
+      </w:r>
+    </w:p>
+    <w:p>
+      <w:r>
+        <w:drawing>
+          <wp:inline distT="0" distB="0" distL="0" distR="0" wp14:anchorId="137674A0" wp14:editId="4264E60E">
+            <wp:extent cx="3486637" cy="5029902"/>
+            <wp:effectExtent l="0" t="0" r="0" b="0"/>
+            <wp:docPr id="1" name="Picture 1"/>
+            <wp:cNvGraphicFramePr>
+              <a:graphicFrameLocks xmlns:a="http://schemas.openxmlformats.org/drawingml/2006/main" noChangeAspect="1"/>
+            </wp:cNvGraphicFramePr>
+            <a:graphic xmlns:a="http://schemas.openxmlformats.org/drawingml/2006/main">
+              <a:graphicData uri="http://schemas.openxmlformats.org/drawingml/2006/picture">
+                <pic:pic xmlns:pic="http://schemas.openxmlformats.org/drawingml/2006/picture">
+                  <pic:nvPicPr>
+                    <pic:cNvPr id="1" name=""/>
+                    <pic:cNvPicPr/>
+                  </pic:nvPicPr>
+                  <pic:blipFill>
+                    <a:blip r:embed="rId32"/>
+                    <a:stretch>
+                      <a:fillRect/>
+                    </a:stretch>
+                  </pic:blipFill>
+                  <pic:spPr>
+                    <a:xfrm>
+                      <a:off x="0" y="0"/>
+                      <a:ext cx="3486637" cy="5029902"/>
                     </a:xfrm>
                     <a:prstGeom prst="rect">
                       <a:avLst/>
@@ -1495,8 +1706,58 @@
 </w:document>
 </file>
 
+<file path=word/endnotes.xml><?xml version="1.0" encoding="utf-8"?>
+<w:endnotes xmlns:wpc="http://schemas.microsoft.com/office/word/2010/wordprocessingCanvas" xmlns:cx="http://schemas.microsoft.com/office/drawing/2014/chartex" xmlns:cx1="http://schemas.microsoft.com/office/drawing/2015/9/8/chartex" xmlns:cx2="http://schemas.microsoft.com/office/drawing/2015/10/21/chartex" xmlns:cx3="http://schemas.microsoft.com/office/drawing/2016/5/9/chartex" xmlns:cx4="http://schemas.microsoft.com/office/drawing/2016/5/10/chartex" xmlns:cx5="http://schemas.microsoft.com/office/drawing/2016/5/11/chartex" xmlns:cx6="http://schemas.microsoft.com/office/drawing/2016/5/12/chartex" xmlns:cx7="http://schemas.microsoft.com/office/drawing/2016/5/13/chartex" xmlns:cx8="http://schemas.microsoft.com/office/drawing/2016/5/14/chartex" xmlns:mc="http://schemas.openxmlformats.org/markup-compatibility/2006" xmlns:aink="http://schemas.microsoft.com/office/drawing/2016/ink" xmlns:am3d="http://schemas.microsoft.com/office/drawing/2017/model3d" xmlns:o="urn:schemas-microsoft-com:office:office" xmlns:r="http://schemas.openxmlformats.org/officeDocument/2006/relationships" xmlns:m="http://schemas.openxmlformats.org/officeDocument/2006/math" xmlns:v="urn:schemas-microsoft-com:vml" xmlns:wp14="http://schemas.microsoft.com/office/word/2010/wordprocessingDrawing" xmlns:wp="http://schemas.openxmlformats.org/drawingml/2006/wordprocessingDrawing" xmlns:w10="urn:schemas-microsoft-com:office:word" xmlns:w="http://schemas.openxmlformats.org/wordprocessingml/2006/main" xmlns:w14="http://schemas.microsoft.com/office/word/2010/wordml" xmlns:w15="http://schemas.microsoft.com/office/word/2012/wordml" xmlns:w16cex="http://schemas.microsoft.com/office/word/2018/wordml/cex" xmlns:w16cid="http://schemas.microsoft.com/office/word/2016/wordml/cid" xmlns:w16="http://schemas.microsoft.com/office/word/2018/wordml" xmlns:w16sdtdh="http://schemas.microsoft.com/office/word/2020/wordml/sdtdatahash" xmlns:w16se="http://schemas.microsoft.com/office/word/2015/wordml/symex" xmlns:wpg="http://schemas.microsoft.com/office/word/2010/wordprocessingGroup" xmlns:wpi="http://schemas.microsoft.com/office/word/2010/wordprocessingInk" xmlns:wne="http://schemas.microsoft.com/office/word/2006/wordml" xmlns:wps="http://schemas.microsoft.com/office/word/2010/wordprocessingShape" mc:Ignorable="w14 w15 w16se w16cid w16 w16cex w16sdtdh wp14">
+  <w:endnote w:type="separator" w:id="-1">
+    <w:p>
+      <w:pPr>
+        <w:spacing w:after="0" w:line="240" w:lineRule="auto"/>
+      </w:pPr>
+      <w:r>
+        <w:separator/>
+      </w:r>
+    </w:p>
+  </w:endnote>
+  <w:endnote w:type="continuationSeparator" w:id="0">
+    <w:p>
+      <w:pPr>
+        <w:spacing w:after="0" w:line="240" w:lineRule="auto"/>
+      </w:pPr>
+      <w:r>
+        <w:continuationSeparator/>
+      </w:r>
+    </w:p>
+  </w:endnote>
+</w:endnotes>
+</file>
+
+<file path=word/footnotes.xml><?xml version="1.0" encoding="utf-8"?>
+<w:footnotes xmlns:wpc="http://schemas.microsoft.com/office/word/2010/wordprocessingCanvas" xmlns:cx="http://schemas.microsoft.com/office/drawing/2014/chartex" xmlns:cx1="http://schemas.microsoft.com/office/drawing/2015/9/8/chartex" xmlns:cx2="http://schemas.microsoft.com/office/drawing/2015/10/21/chartex" xmlns:cx3="http://schemas.microsoft.com/office/drawing/2016/5/9/chartex" xmlns:cx4="http://schemas.microsoft.com/office/drawing/2016/5/10/chartex" xmlns:cx5="http://schemas.microsoft.com/office/drawing/2016/5/11/chartex" xmlns:cx6="http://schemas.microsoft.com/office/drawing/2016/5/12/chartex" xmlns:cx7="http://schemas.microsoft.com/office/drawing/2016/5/13/chartex" xmlns:cx8="http://schemas.microsoft.com/office/drawing/2016/5/14/chartex" xmlns:mc="http://schemas.openxmlformats.org/markup-compatibility/2006" xmlns:aink="http://schemas.microsoft.com/office/drawing/2016/ink" xmlns:am3d="http://schemas.microsoft.com/office/drawing/2017/model3d" xmlns:o="urn:schemas-microsoft-com:office:office" xmlns:r="http://schemas.openxmlformats.org/officeDocument/2006/relationships" xmlns:m="http://schemas.openxmlformats.org/officeDocument/2006/math" xmlns:v="urn:schemas-microsoft-com:vml" xmlns:wp14="http://schemas.microsoft.com/office/word/2010/wordprocessingDrawing" xmlns:wp="http://schemas.openxmlformats.org/drawingml/2006/wordprocessingDrawing" xmlns:w10="urn:schemas-microsoft-com:office:word" xmlns:w="http://schemas.openxmlformats.org/wordprocessingml/2006/main" xmlns:w14="http://schemas.microsoft.com/office/word/2010/wordml" xmlns:w15="http://schemas.microsoft.com/office/word/2012/wordml" xmlns:w16cex="http://schemas.microsoft.com/office/word/2018/wordml/cex" xmlns:w16cid="http://schemas.microsoft.com/office/word/2016/wordml/cid" xmlns:w16="http://schemas.microsoft.com/office/word/2018/wordml" xmlns:w16sdtdh="http://schemas.microsoft.com/office/word/2020/wordml/sdtdatahash" xmlns:w16se="http://schemas.microsoft.com/office/word/2015/wordml/symex" xmlns:wpg="http://schemas.microsoft.com/office/word/2010/wordprocessingGroup" xmlns:wpi="http://schemas.microsoft.com/office/word/2010/wordprocessingInk" xmlns:wne="http://schemas.microsoft.com/office/word/2006/wordml" xmlns:wps="http://schemas.microsoft.com/office/word/2010/wordprocessingShape" mc:Ignorable="w14 w15 w16se w16cid w16 w16cex w16sdtdh wp14">
+  <w:footnote w:type="separator" w:id="-1">
+    <w:p>
+      <w:pPr>
+        <w:spacing w:after="0" w:line="240" w:lineRule="auto"/>
+      </w:pPr>
+      <w:r>
+        <w:separator/>
+      </w:r>
+    </w:p>
+  </w:footnote>
+  <w:footnote w:type="continuationSeparator" w:id="0">
+    <w:p>
+      <w:pPr>
+        <w:spacing w:after="0" w:line="240" w:lineRule="auto"/>
+      </w:pPr>
+      <w:r>
+        <w:continuationSeparator/>
+      </w:r>
+    </w:p>
+  </w:footnote>
+</w:footnotes>
+</file>
+
 <file path=word/styles.xml><?xml version="1.0" encoding="utf-8"?>
-<w:styles xmlns:mc="http://schemas.openxmlformats.org/markup-compatibility/2006" xmlns:r="http://schemas.openxmlformats.org/officeDocument/2006/relationships" xmlns:w="http://schemas.openxmlformats.org/wordprocessingml/2006/main" xmlns:w14="http://schemas.microsoft.com/office/word/2010/wordml" xmlns:w15="http://schemas.microsoft.com/office/word/2012/wordml" xmlns:w16cex="http://schemas.microsoft.com/office/word/2018/wordml/cex" xmlns:w16cid="http://schemas.microsoft.com/office/word/2016/wordml/cid" xmlns:w16="http://schemas.microsoft.com/office/word/2018/wordml" xmlns:w16du="http://schemas.microsoft.com/office/word/2023/wordml/word16du" xmlns:w16sdtdh="http://schemas.microsoft.com/office/word/2020/wordml/sdtdatahash" xmlns:w16se="http://schemas.microsoft.com/office/word/2015/wordml/symex" mc:Ignorable="w14 w15 w16se w16cid w16 w16cex w16sdtdh w16du">
+<w:styles xmlns:mc="http://schemas.openxmlformats.org/markup-compatibility/2006" xmlns:r="http://schemas.openxmlformats.org/officeDocument/2006/relationships" xmlns:w="http://schemas.openxmlformats.org/wordprocessingml/2006/main" xmlns:w14="http://schemas.microsoft.com/office/word/2010/wordml" xmlns:w15="http://schemas.microsoft.com/office/word/2012/wordml" xmlns:w16cex="http://schemas.microsoft.com/office/word/2018/wordml/cex" xmlns:w16cid="http://schemas.microsoft.com/office/word/2016/wordml/cid" xmlns:w16="http://schemas.microsoft.com/office/word/2018/wordml" xmlns:w16sdtdh="http://schemas.microsoft.com/office/word/2020/wordml/sdtdatahash" xmlns:w16se="http://schemas.microsoft.com/office/word/2015/wordml/symex" mc:Ignorable="w14 w15 w16se w16cid w16 w16cex w16sdtdh">
   <w:docDefaults>
     <w:rPrDefault>
       <w:rPr>
@@ -1946,6 +2207,50 @@
       <w:shd w:val="clear" w:color="auto" w:fill="E1DFDD"/>
     </w:rPr>
   </w:style>
+  <w:style w:type="paragraph" w:styleId="Header">
+    <w:name w:val="header"/>
+    <w:basedOn w:val="Normal"/>
+    <w:link w:val="HeaderChar"/>
+    <w:uiPriority w:val="99"/>
+    <w:unhideWhenUsed/>
+    <w:rsid w:val="005A68EE"/>
+    <w:pPr>
+      <w:tabs>
+        <w:tab w:val="center" w:pos="4513"/>
+        <w:tab w:val="right" w:pos="9026"/>
+      </w:tabs>
+      <w:spacing w:after="0" w:line="240" w:lineRule="auto"/>
+    </w:pPr>
+  </w:style>
+  <w:style w:type="character" w:customStyle="1" w:styleId="HeaderChar">
+    <w:name w:val="Header Char"/>
+    <w:basedOn w:val="DefaultParagraphFont"/>
+    <w:link w:val="Header"/>
+    <w:uiPriority w:val="99"/>
+    <w:rsid w:val="005A68EE"/>
+  </w:style>
+  <w:style w:type="paragraph" w:styleId="Footer">
+    <w:name w:val="footer"/>
+    <w:basedOn w:val="Normal"/>
+    <w:link w:val="FooterChar"/>
+    <w:uiPriority w:val="99"/>
+    <w:unhideWhenUsed/>
+    <w:rsid w:val="005A68EE"/>
+    <w:pPr>
+      <w:tabs>
+        <w:tab w:val="center" w:pos="4513"/>
+        <w:tab w:val="right" w:pos="9026"/>
+      </w:tabs>
+      <w:spacing w:after="0" w:line="240" w:lineRule="auto"/>
+    </w:pPr>
+  </w:style>
+  <w:style w:type="character" w:customStyle="1" w:styleId="FooterChar">
+    <w:name w:val="Footer Char"/>
+    <w:basedOn w:val="DefaultParagraphFont"/>
+    <w:link w:val="Footer"/>
+    <w:uiPriority w:val="99"/>
+    <w:rsid w:val="005A68EE"/>
+  </w:style>
 </w:styles>
 </file>
 
